--- a/лр5 Тупикова А. А..docx
+++ b/лр5 Тупикова А. А..docx
@@ -14268,7 +14268,21 @@
         <w:t xml:space="preserve"> </w:t>
       </w:r>
       <w:r>
-        <w:t>На вход система должна принимать значения в следующих единицах измерения: сантиметр, градус.</w:t>
+        <w:t xml:space="preserve">На </w:t>
+      </w:r>
+      <w:commentRangeStart w:id="37"/>
+      <w:r>
+        <w:t xml:space="preserve">вход </w:t>
+      </w:r>
+      <w:commentRangeEnd w:id="37"/>
+      <w:r>
+        <w:rPr>
+          <w:rStyle w:val="ac"/>
+        </w:rPr>
+        <w:commentReference w:id="37"/>
+      </w:r>
+      <w:r>
+        <w:t>система должна принимать значения в следующих единицах измерения: сантиметр, градус.</w:t>
       </w:r>
     </w:p>
     <w:p>
@@ -15907,6 +15921,42 @@
 </w:document>
 </file>
 
+<file path=word/comments.xml><?xml version="1.0" encoding="utf-8"?>
+<w:comments xmlns:wpc="http://schemas.microsoft.com/office/word/2010/wordprocessingCanvas" xmlns:cx="http://schemas.microsoft.com/office/drawing/2014/chartex" xmlns:cx1="http://schemas.microsoft.com/office/drawing/2015/9/8/chartex" xmlns:cx2="http://schemas.microsoft.com/office/drawing/2015/10/21/chartex" xmlns:cx3="http://schemas.microsoft.com/office/drawing/2016/5/9/chartex" xmlns:cx4="http://schemas.microsoft.com/office/drawing/2016/5/10/chartex" xmlns:cx5="http://schemas.microsoft.com/office/drawing/2016/5/11/chartex" xmlns:cx6="http://schemas.microsoft.com/office/drawing/2016/5/12/chartex" xmlns:cx7="http://schemas.microsoft.com/office/drawing/2016/5/13/chartex" xmlns:cx8="http://schemas.microsoft.com/office/drawing/2016/5/14/chartex" xmlns:mc="http://schemas.openxmlformats.org/markup-compatibility/2006" xmlns:aink="http://schemas.microsoft.com/office/drawing/2016/ink" xmlns:am3d="http://schemas.microsoft.com/office/drawing/2017/model3d" xmlns:o="urn:schemas-microsoft-com:office:office" xmlns:r="http://schemas.openxmlformats.org/officeDocument/2006/relationships" xmlns:m="http://schemas.openxmlformats.org/officeDocument/2006/math" xmlns:v="urn:schemas-microsoft-com:vml" xmlns:wp14="http://schemas.microsoft.com/office/word/2010/wordprocessingDrawing" xmlns:wp="http://schemas.openxmlformats.org/drawingml/2006/wordprocessingDrawing" xmlns:w10="urn:schemas-microsoft-com:office:word" xmlns:w="http://schemas.openxmlformats.org/wordprocessingml/2006/main" xmlns:w14="http://schemas.microsoft.com/office/word/2010/wordml" xmlns:w15="http://schemas.microsoft.com/office/word/2012/wordml" xmlns:w16cex="http://schemas.microsoft.com/office/word/2018/wordml/cex" xmlns:w16cid="http://schemas.microsoft.com/office/word/2016/wordml/cid" xmlns:w16="http://schemas.microsoft.com/office/word/2018/wordml" xmlns:w16sdtdh="http://schemas.microsoft.com/office/word/2020/wordml/sdtdatahash" xmlns:w16se="http://schemas.microsoft.com/office/word/2015/wordml/symex" xmlns:wpg="http://schemas.microsoft.com/office/word/2010/wordprocessingGroup" xmlns:wpi="http://schemas.microsoft.com/office/word/2010/wordprocessingInk" xmlns:wne="http://schemas.microsoft.com/office/word/2006/wordml" xmlns:wps="http://schemas.microsoft.com/office/word/2010/wordprocessingShape" mc:Ignorable="w14 w15 w16se w16cid w16 w16cex w16sdtdh wp14">
+  <w:comment w:id="37" w:author="tpu-user" w:date="2024-12-09T14:56:00Z" w:initials="tu">
+    <w:p>
+      <w:pPr>
+        <w:pStyle w:val="ad"/>
+      </w:pPr>
+      <w:r>
+        <w:rPr>
+          <w:rStyle w:val="ac"/>
+        </w:rPr>
+        <w:annotationRef/>
+      </w:r>
+    </w:p>
+  </w:comment>
+</w:comments>
+</file>
+
+<file path=word/commentsExtended.xml><?xml version="1.0" encoding="utf-8"?>
+<w15:commentsEx xmlns:wpc="http://schemas.microsoft.com/office/word/2010/wordprocessingCanvas" xmlns:cx="http://schemas.microsoft.com/office/drawing/2014/chartex" xmlns:cx1="http://schemas.microsoft.com/office/drawing/2015/9/8/chartex" xmlns:cx2="http://schemas.microsoft.com/office/drawing/2015/10/21/chartex" xmlns:cx3="http://schemas.microsoft.com/office/drawing/2016/5/9/chartex" xmlns:cx4="http://schemas.microsoft.com/office/drawing/2016/5/10/chartex" xmlns:cx5="http://schemas.microsoft.com/office/drawing/2016/5/11/chartex" xmlns:cx6="http://schemas.microsoft.com/office/drawing/2016/5/12/chartex" xmlns:cx7="http://schemas.microsoft.com/office/drawing/2016/5/13/chartex" xmlns:cx8="http://schemas.microsoft.com/office/drawing/2016/5/14/chartex" xmlns:mc="http://schemas.openxmlformats.org/markup-compatibility/2006" xmlns:aink="http://schemas.microsoft.com/office/drawing/2016/ink" xmlns:am3d="http://schemas.microsoft.com/office/drawing/2017/model3d" xmlns:o="urn:schemas-microsoft-com:office:office" xmlns:r="http://schemas.openxmlformats.org/officeDocument/2006/relationships" xmlns:m="http://schemas.openxmlformats.org/officeDocument/2006/math" xmlns:v="urn:schemas-microsoft-com:vml" xmlns:wp14="http://schemas.microsoft.com/office/word/2010/wordprocessingDrawing" xmlns:wp="http://schemas.openxmlformats.org/drawingml/2006/wordprocessingDrawing" xmlns:w10="urn:schemas-microsoft-com:office:word" xmlns:w="http://schemas.openxmlformats.org/wordprocessingml/2006/main" xmlns:w14="http://schemas.microsoft.com/office/word/2010/wordml" xmlns:w15="http://schemas.microsoft.com/office/word/2012/wordml" xmlns:w16cex="http://schemas.microsoft.com/office/word/2018/wordml/cex" xmlns:w16cid="http://schemas.microsoft.com/office/word/2016/wordml/cid" xmlns:w16="http://schemas.microsoft.com/office/word/2018/wordml" xmlns:w16sdtdh="http://schemas.microsoft.com/office/word/2020/wordml/sdtdatahash" xmlns:w16se="http://schemas.microsoft.com/office/word/2015/wordml/symex" xmlns:wpg="http://schemas.microsoft.com/office/word/2010/wordprocessingGroup" xmlns:wpi="http://schemas.microsoft.com/office/word/2010/wordprocessingInk" xmlns:wne="http://schemas.microsoft.com/office/word/2006/wordml" xmlns:wps="http://schemas.microsoft.com/office/word/2010/wordprocessingShape" mc:Ignorable="w14 w15 w16se w16cid w16 w16cex w16sdtdh wp14">
+  <w15:commentEx w15:paraId="6B1FB086" w15:done="0"/>
+</w15:commentsEx>
+</file>
+
+<file path=word/commentsExtensible.xml><?xml version="1.0" encoding="utf-8"?>
+<w16cex:commentsExtensible xmlns:wpc="http://schemas.microsoft.com/office/word/2010/wordprocessingCanvas" xmlns:cx="http://schemas.microsoft.com/office/drawing/2014/chartex" xmlns:cx1="http://schemas.microsoft.com/office/drawing/2015/9/8/chartex" xmlns:cx2="http://schemas.microsoft.com/office/drawing/2015/10/21/chartex" xmlns:cx3="http://schemas.microsoft.com/office/drawing/2016/5/9/chartex" xmlns:cx4="http://schemas.microsoft.com/office/drawing/2016/5/10/chartex" xmlns:cx5="http://schemas.microsoft.com/office/drawing/2016/5/11/chartex" xmlns:cx6="http://schemas.microsoft.com/office/drawing/2016/5/12/chartex" xmlns:cx7="http://schemas.microsoft.com/office/drawing/2016/5/13/chartex" xmlns:cx8="http://schemas.microsoft.com/office/drawing/2016/5/14/chartex" xmlns:mc="http://schemas.openxmlformats.org/markup-compatibility/2006" xmlns:aink="http://schemas.microsoft.com/office/drawing/2016/ink" xmlns:am3d="http://schemas.microsoft.com/office/drawing/2017/model3d" xmlns:o="urn:schemas-microsoft-com:office:office" xmlns:r="http://schemas.openxmlformats.org/officeDocument/2006/relationships" xmlns:m="http://schemas.openxmlformats.org/officeDocument/2006/math" xmlns:v="urn:schemas-microsoft-com:vml" xmlns:wp14="http://schemas.microsoft.com/office/word/2010/wordprocessingDrawing" xmlns:wp="http://schemas.openxmlformats.org/drawingml/2006/wordprocessingDrawing" xmlns:w10="urn:schemas-microsoft-com:office:word" xmlns:w="http://schemas.openxmlformats.org/wordprocessingml/2006/main" xmlns:w14="http://schemas.microsoft.com/office/word/2010/wordml" xmlns:w15="http://schemas.microsoft.com/office/word/2012/wordml" xmlns:w16cex="http://schemas.microsoft.com/office/word/2018/wordml/cex" xmlns:w16cid="http://schemas.microsoft.com/office/word/2016/wordml/cid" xmlns:w16="http://schemas.microsoft.com/office/word/2018/wordml" xmlns:w16sdtdh="http://schemas.microsoft.com/office/word/2020/wordml/sdtdatahash" xmlns:w16se="http://schemas.microsoft.com/office/word/2015/wordml/symex" xmlns:wpg="http://schemas.microsoft.com/office/word/2010/wordprocessingGroup" xmlns:wpi="http://schemas.microsoft.com/office/word/2010/wordprocessingInk" xmlns:wne="http://schemas.microsoft.com/office/word/2006/wordml" xmlns:wps="http://schemas.microsoft.com/office/word/2010/wordprocessingShape" mc:Ignorable="w14 w15 w16se w16cid w16 w16cex w16sdtdh wp14">
+  <w16cex:commentExtensible w16cex:durableId="2B0183AF" w16cex:dateUtc="2024-12-09T07:56:00Z"/>
+</w16cex:commentsExtensible>
+</file>
+
+<file path=word/commentsIds.xml><?xml version="1.0" encoding="utf-8"?>
+<w16cid:commentsIds xmlns:wpc="http://schemas.microsoft.com/office/word/2010/wordprocessingCanvas" xmlns:cx="http://schemas.microsoft.com/office/drawing/2014/chartex" xmlns:cx1="http://schemas.microsoft.com/office/drawing/2015/9/8/chartex" xmlns:cx2="http://schemas.microsoft.com/office/drawing/2015/10/21/chartex" xmlns:cx3="http://schemas.microsoft.com/office/drawing/2016/5/9/chartex" xmlns:cx4="http://schemas.microsoft.com/office/drawing/2016/5/10/chartex" xmlns:cx5="http://schemas.microsoft.com/office/drawing/2016/5/11/chartex" xmlns:cx6="http://schemas.microsoft.com/office/drawing/2016/5/12/chartex" xmlns:cx7="http://schemas.microsoft.com/office/drawing/2016/5/13/chartex" xmlns:cx8="http://schemas.microsoft.com/office/drawing/2016/5/14/chartex" xmlns:mc="http://schemas.openxmlformats.org/markup-compatibility/2006" xmlns:aink="http://schemas.microsoft.com/office/drawing/2016/ink" xmlns:am3d="http://schemas.microsoft.com/office/drawing/2017/model3d" xmlns:o="urn:schemas-microsoft-com:office:office" xmlns:r="http://schemas.openxmlformats.org/officeDocument/2006/relationships" xmlns:m="http://schemas.openxmlformats.org/officeDocument/2006/math" xmlns:v="urn:schemas-microsoft-com:vml" xmlns:wp14="http://schemas.microsoft.com/office/word/2010/wordprocessingDrawing" xmlns:wp="http://schemas.openxmlformats.org/drawingml/2006/wordprocessingDrawing" xmlns:w10="urn:schemas-microsoft-com:office:word" xmlns:w="http://schemas.openxmlformats.org/wordprocessingml/2006/main" xmlns:w14="http://schemas.microsoft.com/office/word/2010/wordml" xmlns:w15="http://schemas.microsoft.com/office/word/2012/wordml" xmlns:w16cex="http://schemas.microsoft.com/office/word/2018/wordml/cex" xmlns:w16cid="http://schemas.microsoft.com/office/word/2016/wordml/cid" xmlns:w16="http://schemas.microsoft.com/office/word/2018/wordml" xmlns:w16sdtdh="http://schemas.microsoft.com/office/word/2020/wordml/sdtdatahash" xmlns:w16se="http://schemas.microsoft.com/office/word/2015/wordml/symex" xmlns:wpg="http://schemas.microsoft.com/office/word/2010/wordprocessingGroup" xmlns:wpi="http://schemas.microsoft.com/office/word/2010/wordprocessingInk" xmlns:wne="http://schemas.microsoft.com/office/word/2006/wordml" xmlns:wps="http://schemas.microsoft.com/office/word/2010/wordprocessingShape" mc:Ignorable="w14 w15 w16se w16cid w16 w16cex w16sdtdh wp14">
+  <w16cid:commentId w16cid:paraId="6B1FB086" w16cid:durableId="2B0183AF"/>
+</w16cid:commentsIds>
+</file>
+
 <file path=word/endnotes.xml><?xml version="1.0" encoding="utf-8"?>
 <w:endnotes xmlns:wpc="http://schemas.microsoft.com/office/word/2010/wordprocessingCanvas" xmlns:cx="http://schemas.microsoft.com/office/drawing/2014/chartex" xmlns:cx1="http://schemas.microsoft.com/office/drawing/2015/9/8/chartex" xmlns:cx2="http://schemas.microsoft.com/office/drawing/2015/10/21/chartex" xmlns:cx3="http://schemas.microsoft.com/office/drawing/2016/5/9/chartex" xmlns:cx4="http://schemas.microsoft.com/office/drawing/2016/5/10/chartex" xmlns:cx5="http://schemas.microsoft.com/office/drawing/2016/5/11/chartex" xmlns:cx6="http://schemas.microsoft.com/office/drawing/2016/5/12/chartex" xmlns:cx7="http://schemas.microsoft.com/office/drawing/2016/5/13/chartex" xmlns:cx8="http://schemas.microsoft.com/office/drawing/2016/5/14/chartex" xmlns:mc="http://schemas.openxmlformats.org/markup-compatibility/2006" xmlns:aink="http://schemas.microsoft.com/office/drawing/2016/ink" xmlns:am3d="http://schemas.microsoft.com/office/drawing/2017/model3d" xmlns:o="urn:schemas-microsoft-com:office:office" xmlns:r="http://schemas.openxmlformats.org/officeDocument/2006/relationships" xmlns:m="http://schemas.openxmlformats.org/officeDocument/2006/math" xmlns:v="urn:schemas-microsoft-com:vml" xmlns:wp14="http://schemas.microsoft.com/office/word/2010/wordprocessingDrawing" xmlns:wp="http://schemas.openxmlformats.org/drawingml/2006/wordprocessingDrawing" xmlns:w10="urn:schemas-microsoft-com:office:word" xmlns:w="http://schemas.openxmlformats.org/wordprocessingml/2006/main" xmlns:w14="http://schemas.microsoft.com/office/word/2010/wordml" xmlns:w15="http://schemas.microsoft.com/office/word/2012/wordml" xmlns:w16cex="http://schemas.microsoft.com/office/word/2018/wordml/cex" xmlns:w16cid="http://schemas.microsoft.com/office/word/2016/wordml/cid" xmlns:w16="http://schemas.microsoft.com/office/word/2018/wordml" xmlns:w16sdtdh="http://schemas.microsoft.com/office/word/2020/wordml/sdtdatahash" xmlns:w16se="http://schemas.microsoft.com/office/word/2015/wordml/symex" xmlns:wpg="http://schemas.microsoft.com/office/word/2010/wordprocessingGroup" xmlns:wpi="http://schemas.microsoft.com/office/word/2010/wordprocessingInk" xmlns:wne="http://schemas.microsoft.com/office/word/2006/wordml" xmlns:wps="http://schemas.microsoft.com/office/word/2010/wordprocessingShape" mc:Ignorable="w14 w15 w16se w16cid w16 w16cex w16sdtdh wp14">
   <w:endnote w:type="separator" w:id="-1">
@@ -16701,6 +16751,14 @@
     <w:abstractNumId w:val="3"/>
   </w:num>
 </w:numbering>
+</file>
+
+<file path=word/people.xml><?xml version="1.0" encoding="utf-8"?>
+<w15:people xmlns:wpc="http://schemas.microsoft.com/office/word/2010/wordprocessingCanvas" xmlns:cx="http://schemas.microsoft.com/office/drawing/2014/chartex" xmlns:cx1="http://schemas.microsoft.com/office/drawing/2015/9/8/chartex" xmlns:cx2="http://schemas.microsoft.com/office/drawing/2015/10/21/chartex" xmlns:cx3="http://schemas.microsoft.com/office/drawing/2016/5/9/chartex" xmlns:cx4="http://schemas.microsoft.com/office/drawing/2016/5/10/chartex" xmlns:cx5="http://schemas.microsoft.com/office/drawing/2016/5/11/chartex" xmlns:cx6="http://schemas.microsoft.com/office/drawing/2016/5/12/chartex" xmlns:cx7="http://schemas.microsoft.com/office/drawing/2016/5/13/chartex" xmlns:cx8="http://schemas.microsoft.com/office/drawing/2016/5/14/chartex" xmlns:mc="http://schemas.openxmlformats.org/markup-compatibility/2006" xmlns:aink="http://schemas.microsoft.com/office/drawing/2016/ink" xmlns:am3d="http://schemas.microsoft.com/office/drawing/2017/model3d" xmlns:o="urn:schemas-microsoft-com:office:office" xmlns:r="http://schemas.openxmlformats.org/officeDocument/2006/relationships" xmlns:m="http://schemas.openxmlformats.org/officeDocument/2006/math" xmlns:v="urn:schemas-microsoft-com:vml" xmlns:wp14="http://schemas.microsoft.com/office/word/2010/wordprocessingDrawing" xmlns:wp="http://schemas.openxmlformats.org/drawingml/2006/wordprocessingDrawing" xmlns:w10="urn:schemas-microsoft-com:office:word" xmlns:w="http://schemas.openxmlformats.org/wordprocessingml/2006/main" xmlns:w14="http://schemas.microsoft.com/office/word/2010/wordml" xmlns:w15="http://schemas.microsoft.com/office/word/2012/wordml" xmlns:w16cex="http://schemas.microsoft.com/office/word/2018/wordml/cex" xmlns:w16cid="http://schemas.microsoft.com/office/word/2016/wordml/cid" xmlns:w16="http://schemas.microsoft.com/office/word/2018/wordml" xmlns:w16sdtdh="http://schemas.microsoft.com/office/word/2020/wordml/sdtdatahash" xmlns:w16se="http://schemas.microsoft.com/office/word/2015/wordml/symex" xmlns:wpg="http://schemas.microsoft.com/office/word/2010/wordprocessingGroup" xmlns:wpi="http://schemas.microsoft.com/office/word/2010/wordprocessingInk" xmlns:wne="http://schemas.microsoft.com/office/word/2006/wordml" xmlns:wps="http://schemas.microsoft.com/office/word/2010/wordprocessingShape" mc:Ignorable="w14 w15 w16se w16cid w16 w16cex w16sdtdh wp14">
+  <w15:person w15:author="tpu-user">
+    <w15:presenceInfo w15:providerId="AD" w15:userId="S-1-5-21-507921405-1993962763-1957994488-84864"/>
+  </w15:person>
+</w15:people>
 </file>
 
 <file path=word/styles.xml><?xml version="1.0" encoding="utf-8"?>
@@ -17364,6 +17422,76 @@
       <w:color w:val="808080"/>
     </w:rPr>
   </w:style>
+  <w:style w:type="character" w:styleId="ac">
+    <w:name w:val="annotation reference"/>
+    <w:basedOn w:val="a0"/>
+    <w:uiPriority w:val="99"/>
+    <w:semiHidden/>
+    <w:unhideWhenUsed/>
+    <w:rsid w:val="00D8179F"/>
+    <w:rPr>
+      <w:sz w:val="16"/>
+      <w:szCs w:val="16"/>
+    </w:rPr>
+  </w:style>
+  <w:style w:type="paragraph" w:styleId="ad">
+    <w:name w:val="annotation text"/>
+    <w:basedOn w:val="a"/>
+    <w:link w:val="ae"/>
+    <w:uiPriority w:val="99"/>
+    <w:semiHidden/>
+    <w:unhideWhenUsed/>
+    <w:rsid w:val="00D8179F"/>
+    <w:pPr>
+      <w:spacing w:line="240" w:lineRule="auto"/>
+    </w:pPr>
+    <w:rPr>
+      <w:sz w:val="20"/>
+      <w:szCs w:val="20"/>
+    </w:rPr>
+  </w:style>
+  <w:style w:type="character" w:customStyle="1" w:styleId="ae">
+    <w:name w:val="Текст примечания Знак"/>
+    <w:basedOn w:val="a0"/>
+    <w:link w:val="ad"/>
+    <w:uiPriority w:val="99"/>
+    <w:semiHidden/>
+    <w:rsid w:val="00D8179F"/>
+    <w:rPr>
+      <w:rFonts w:ascii="Times New Roman" w:hAnsi="Times New Roman"/>
+      <w:sz w:val="20"/>
+      <w:szCs w:val="20"/>
+    </w:rPr>
+  </w:style>
+  <w:style w:type="paragraph" w:styleId="af">
+    <w:name w:val="annotation subject"/>
+    <w:basedOn w:val="ad"/>
+    <w:next w:val="ad"/>
+    <w:link w:val="af0"/>
+    <w:uiPriority w:val="99"/>
+    <w:semiHidden/>
+    <w:unhideWhenUsed/>
+    <w:rsid w:val="00D8179F"/>
+    <w:rPr>
+      <w:b/>
+      <w:bCs/>
+    </w:rPr>
+  </w:style>
+  <w:style w:type="character" w:customStyle="1" w:styleId="af0">
+    <w:name w:val="Тема примечания Знак"/>
+    <w:basedOn w:val="ae"/>
+    <w:link w:val="af"/>
+    <w:uiPriority w:val="99"/>
+    <w:semiHidden/>
+    <w:rsid w:val="00D8179F"/>
+    <w:rPr>
+      <w:rFonts w:ascii="Times New Roman" w:hAnsi="Times New Roman"/>
+      <w:b/>
+      <w:bCs/>
+      <w:sz w:val="20"/>
+      <w:szCs w:val="20"/>
+    </w:rPr>
+  </w:style>
 </w:styles>
 </file>
 

--- a/лр5 Тупикова А. А..docx
+++ b/лр5 Тупикова А. А..docx
@@ -423,33 +423,19 @@
         <w:rPr>
           <w:rFonts w:eastAsia="Calibri" w:cs="Times New Roman"/>
         </w:rPr>
-        <w:t>Выполнил студент гр. О-5КМ</w:t>
-      </w:r>
-      <w:proofErr w:type="gramStart"/>
+        <w:t>Выполнил студент гр. О-5КМ21</w:t>
+      </w:r>
       <w:r>
         <w:rPr>
           <w:rFonts w:eastAsia="Calibri" w:cs="Times New Roman"/>
         </w:rPr>
-        <w:t>21</w:t>
+        <w:t xml:space="preserve">  </w:t>
       </w:r>
       <w:r>
         <w:rPr>
           <w:rFonts w:eastAsia="Calibri" w:cs="Times New Roman"/>
         </w:rPr>
-        <w:t xml:space="preserve">  </w:t>
-      </w:r>
-      <w:r>
-        <w:rPr>
-          <w:rFonts w:eastAsia="Calibri" w:cs="Times New Roman"/>
-        </w:rPr>
-        <w:t>_</w:t>
-      </w:r>
-      <w:proofErr w:type="gramEnd"/>
-      <w:r>
-        <w:rPr>
-          <w:rFonts w:eastAsia="Calibri" w:cs="Times New Roman"/>
-        </w:rPr>
-        <w:t>_________</w:t>
+        <w:t>__________</w:t>
       </w:r>
       <w:r>
         <w:rPr>
@@ -7918,6 +7904,52 @@
       <w:bookmarkStart w:id="14" w:name="_Toc74829069"/>
       <w:bookmarkStart w:id="15" w:name="_Toc74956678"/>
       <w:bookmarkStart w:id="16" w:name="_Toc136600560"/>
+    </w:p>
+    <w:p>
+      <w:pPr>
+        <w:ind w:firstLine="709"/>
+      </w:pPr>
+      <w:r>
+        <w:t xml:space="preserve">В таблице </w:t>
+      </w:r>
+      <w:r>
+        <w:t>5</w:t>
+      </w:r>
+      <w:r>
+        <w:t xml:space="preserve"> приведено описание абстрактного класса </w:t>
+      </w:r>
+      <w:r>
+        <w:rPr>
+          <w:i/>
+          <w:iCs/>
+          <w:lang w:val="en-US"/>
+        </w:rPr>
+        <w:t>FigureBas</w:t>
+      </w:r>
+      <w:r>
+        <w:rPr>
+          <w:i/>
+          <w:lang w:val="en-US"/>
+        </w:rPr>
+        <w:t>e</w:t>
+      </w:r>
+      <w:r>
+        <w:t xml:space="preserve"> </w:t>
+      </w:r>
+      <w:r>
+        <w:t>с его полями, свойствами и методами.</w:t>
+      </w:r>
+    </w:p>
+    <w:p>
+      <w:pPr>
+        <w:spacing w:after="160" w:line="259" w:lineRule="auto"/>
+        <w:ind w:firstLine="0"/>
+        <w:jc w:val="left"/>
+        <w:rPr>
+          <w:b/>
+          <w:bCs/>
+        </w:rPr>
+      </w:pPr>
       <w:r>
         <w:rPr>
           <w:b/>
@@ -12008,15 +12040,7 @@
         <w:t>программировании:</w:t>
       </w:r>
       <w:r>
-        <w:t xml:space="preserve"> учебное пособие / А. А. Калентьев, Д. В. Гарайс, А. Е. Гориянов. – </w:t>
-      </w:r>
-      <w:proofErr w:type="gramStart"/>
-      <w:r>
-        <w:t>Томск :</w:t>
-      </w:r>
-      <w:proofErr w:type="gramEnd"/>
-      <w:r>
-        <w:t xml:space="preserve"> Эль Контент, 2014. – 176 с. – </w:t>
+        <w:t xml:space="preserve"> учебное пособие / А. А. Калентьев, Д. В. Гарайс, А. Е. Гориянов. – Томск : Эль Контент, 2014. – 176 с. – </w:t>
       </w:r>
       <w:r>
         <w:rPr>
@@ -12048,37 +12072,12 @@
         </w:rPr>
         <w:t>G</w:t>
       </w:r>
-      <w:proofErr w:type="spellStart"/>
       <w:r>
         <w:rPr>
           <w:rFonts w:cs="Times New Roman"/>
           <w:szCs w:val="28"/>
         </w:rPr>
-        <w:t>it</w:t>
-      </w:r>
-      <w:proofErr w:type="spellEnd"/>
-      <w:r>
-        <w:rPr>
-          <w:rFonts w:cs="Times New Roman"/>
-          <w:szCs w:val="28"/>
-        </w:rPr>
-        <w:t xml:space="preserve"> [Электронный ресурс]. — </w:t>
-      </w:r>
-      <w:proofErr w:type="gramStart"/>
-      <w:r>
-        <w:rPr>
-          <w:rFonts w:cs="Times New Roman"/>
-          <w:szCs w:val="28"/>
-        </w:rPr>
-        <w:t>URL :</w:t>
-      </w:r>
-      <w:proofErr w:type="gramEnd"/>
-      <w:r>
-        <w:rPr>
-          <w:rFonts w:cs="Times New Roman"/>
-          <w:szCs w:val="28"/>
-        </w:rPr>
-        <w:t xml:space="preserve"> http://git-scm.com/ (Дата обращения: </w:t>
+        <w:t xml:space="preserve">it [Электронный ресурс]. — URL : http://git-scm.com/ (Дата обращения: </w:t>
       </w:r>
       <w:r>
         <w:rPr>
@@ -13430,7 +13429,6 @@
         </w:rPr>
         <w:t>*.</w:t>
       </w:r>
-      <w:proofErr w:type="spellStart"/>
       <w:r>
         <w:rPr>
           <w:rFonts w:cs="Times New Roman"/>
@@ -13439,7 +13437,6 @@
         </w:rPr>
         <w:t>vf</w:t>
       </w:r>
-      <w:proofErr w:type="spellEnd"/>
       <w:r>
         <w:t>.</w:t>
       </w:r>
@@ -14268,21 +14265,19 @@
         <w:t xml:space="preserve"> </w:t>
       </w:r>
       <w:r>
-        <w:t xml:space="preserve">На </w:t>
-      </w:r>
-      <w:commentRangeStart w:id="37"/>
-      <w:r>
-        <w:t xml:space="preserve">вход </w:t>
-      </w:r>
-      <w:commentRangeEnd w:id="37"/>
-      <w:r>
-        <w:rPr>
-          <w:rStyle w:val="ac"/>
-        </w:rPr>
-        <w:commentReference w:id="37"/>
-      </w:r>
-      <w:r>
-        <w:t>система должна принимать значения в следующих единицах измерения: сантиметр, градус.</w:t>
+        <w:t>На вход</w:t>
+      </w:r>
+      <w:r>
+        <w:t>/выход</w:t>
+      </w:r>
+      <w:r>
+        <w:t xml:space="preserve"> система должна принимать</w:t>
+      </w:r>
+      <w:r>
+        <w:t>/формировать</w:t>
+      </w:r>
+      <w:r>
+        <w:t xml:space="preserve"> значения в следующих единицах измерения: сантиметр, градус.</w:t>
       </w:r>
     </w:p>
     <w:p>
@@ -15921,42 +15916,6 @@
 </w:document>
 </file>
 
-<file path=word/comments.xml><?xml version="1.0" encoding="utf-8"?>
-<w:comments xmlns:wpc="http://schemas.microsoft.com/office/word/2010/wordprocessingCanvas" xmlns:cx="http://schemas.microsoft.com/office/drawing/2014/chartex" xmlns:cx1="http://schemas.microsoft.com/office/drawing/2015/9/8/chartex" xmlns:cx2="http://schemas.microsoft.com/office/drawing/2015/10/21/chartex" xmlns:cx3="http://schemas.microsoft.com/office/drawing/2016/5/9/chartex" xmlns:cx4="http://schemas.microsoft.com/office/drawing/2016/5/10/chartex" xmlns:cx5="http://schemas.microsoft.com/office/drawing/2016/5/11/chartex" xmlns:cx6="http://schemas.microsoft.com/office/drawing/2016/5/12/chartex" xmlns:cx7="http://schemas.microsoft.com/office/drawing/2016/5/13/chartex" xmlns:cx8="http://schemas.microsoft.com/office/drawing/2016/5/14/chartex" xmlns:mc="http://schemas.openxmlformats.org/markup-compatibility/2006" xmlns:aink="http://schemas.microsoft.com/office/drawing/2016/ink" xmlns:am3d="http://schemas.microsoft.com/office/drawing/2017/model3d" xmlns:o="urn:schemas-microsoft-com:office:office" xmlns:r="http://schemas.openxmlformats.org/officeDocument/2006/relationships" xmlns:m="http://schemas.openxmlformats.org/officeDocument/2006/math" xmlns:v="urn:schemas-microsoft-com:vml" xmlns:wp14="http://schemas.microsoft.com/office/word/2010/wordprocessingDrawing" xmlns:wp="http://schemas.openxmlformats.org/drawingml/2006/wordprocessingDrawing" xmlns:w10="urn:schemas-microsoft-com:office:word" xmlns:w="http://schemas.openxmlformats.org/wordprocessingml/2006/main" xmlns:w14="http://schemas.microsoft.com/office/word/2010/wordml" xmlns:w15="http://schemas.microsoft.com/office/word/2012/wordml" xmlns:w16cex="http://schemas.microsoft.com/office/word/2018/wordml/cex" xmlns:w16cid="http://schemas.microsoft.com/office/word/2016/wordml/cid" xmlns:w16="http://schemas.microsoft.com/office/word/2018/wordml" xmlns:w16sdtdh="http://schemas.microsoft.com/office/word/2020/wordml/sdtdatahash" xmlns:w16se="http://schemas.microsoft.com/office/word/2015/wordml/symex" xmlns:wpg="http://schemas.microsoft.com/office/word/2010/wordprocessingGroup" xmlns:wpi="http://schemas.microsoft.com/office/word/2010/wordprocessingInk" xmlns:wne="http://schemas.microsoft.com/office/word/2006/wordml" xmlns:wps="http://schemas.microsoft.com/office/word/2010/wordprocessingShape" mc:Ignorable="w14 w15 w16se w16cid w16 w16cex w16sdtdh wp14">
-  <w:comment w:id="37" w:author="tpu-user" w:date="2024-12-09T14:56:00Z" w:initials="tu">
-    <w:p>
-      <w:pPr>
-        <w:pStyle w:val="ad"/>
-      </w:pPr>
-      <w:r>
-        <w:rPr>
-          <w:rStyle w:val="ac"/>
-        </w:rPr>
-        <w:annotationRef/>
-      </w:r>
-    </w:p>
-  </w:comment>
-</w:comments>
-</file>
-
-<file path=word/commentsExtended.xml><?xml version="1.0" encoding="utf-8"?>
-<w15:commentsEx xmlns:wpc="http://schemas.microsoft.com/office/word/2010/wordprocessingCanvas" xmlns:cx="http://schemas.microsoft.com/office/drawing/2014/chartex" xmlns:cx1="http://schemas.microsoft.com/office/drawing/2015/9/8/chartex" xmlns:cx2="http://schemas.microsoft.com/office/drawing/2015/10/21/chartex" xmlns:cx3="http://schemas.microsoft.com/office/drawing/2016/5/9/chartex" xmlns:cx4="http://schemas.microsoft.com/office/drawing/2016/5/10/chartex" xmlns:cx5="http://schemas.microsoft.com/office/drawing/2016/5/11/chartex" xmlns:cx6="http://schemas.microsoft.com/office/drawing/2016/5/12/chartex" xmlns:cx7="http://schemas.microsoft.com/office/drawing/2016/5/13/chartex" xmlns:cx8="http://schemas.microsoft.com/office/drawing/2016/5/14/chartex" xmlns:mc="http://schemas.openxmlformats.org/markup-compatibility/2006" xmlns:aink="http://schemas.microsoft.com/office/drawing/2016/ink" xmlns:am3d="http://schemas.microsoft.com/office/drawing/2017/model3d" xmlns:o="urn:schemas-microsoft-com:office:office" xmlns:r="http://schemas.openxmlformats.org/officeDocument/2006/relationships" xmlns:m="http://schemas.openxmlformats.org/officeDocument/2006/math" xmlns:v="urn:schemas-microsoft-com:vml" xmlns:wp14="http://schemas.microsoft.com/office/word/2010/wordprocessingDrawing" xmlns:wp="http://schemas.openxmlformats.org/drawingml/2006/wordprocessingDrawing" xmlns:w10="urn:schemas-microsoft-com:office:word" xmlns:w="http://schemas.openxmlformats.org/wordprocessingml/2006/main" xmlns:w14="http://schemas.microsoft.com/office/word/2010/wordml" xmlns:w15="http://schemas.microsoft.com/office/word/2012/wordml" xmlns:w16cex="http://schemas.microsoft.com/office/word/2018/wordml/cex" xmlns:w16cid="http://schemas.microsoft.com/office/word/2016/wordml/cid" xmlns:w16="http://schemas.microsoft.com/office/word/2018/wordml" xmlns:w16sdtdh="http://schemas.microsoft.com/office/word/2020/wordml/sdtdatahash" xmlns:w16se="http://schemas.microsoft.com/office/word/2015/wordml/symex" xmlns:wpg="http://schemas.microsoft.com/office/word/2010/wordprocessingGroup" xmlns:wpi="http://schemas.microsoft.com/office/word/2010/wordprocessingInk" xmlns:wne="http://schemas.microsoft.com/office/word/2006/wordml" xmlns:wps="http://schemas.microsoft.com/office/word/2010/wordprocessingShape" mc:Ignorable="w14 w15 w16se w16cid w16 w16cex w16sdtdh wp14">
-  <w15:commentEx w15:paraId="6B1FB086" w15:done="0"/>
-</w15:commentsEx>
-</file>
-
-<file path=word/commentsExtensible.xml><?xml version="1.0" encoding="utf-8"?>
-<w16cex:commentsExtensible xmlns:wpc="http://schemas.microsoft.com/office/word/2010/wordprocessingCanvas" xmlns:cx="http://schemas.microsoft.com/office/drawing/2014/chartex" xmlns:cx1="http://schemas.microsoft.com/office/drawing/2015/9/8/chartex" xmlns:cx2="http://schemas.microsoft.com/office/drawing/2015/10/21/chartex" xmlns:cx3="http://schemas.microsoft.com/office/drawing/2016/5/9/chartex" xmlns:cx4="http://schemas.microsoft.com/office/drawing/2016/5/10/chartex" xmlns:cx5="http://schemas.microsoft.com/office/drawing/2016/5/11/chartex" xmlns:cx6="http://schemas.microsoft.com/office/drawing/2016/5/12/chartex" xmlns:cx7="http://schemas.microsoft.com/office/drawing/2016/5/13/chartex" xmlns:cx8="http://schemas.microsoft.com/office/drawing/2016/5/14/chartex" xmlns:mc="http://schemas.openxmlformats.org/markup-compatibility/2006" xmlns:aink="http://schemas.microsoft.com/office/drawing/2016/ink" xmlns:am3d="http://schemas.microsoft.com/office/drawing/2017/model3d" xmlns:o="urn:schemas-microsoft-com:office:office" xmlns:r="http://schemas.openxmlformats.org/officeDocument/2006/relationships" xmlns:m="http://schemas.openxmlformats.org/officeDocument/2006/math" xmlns:v="urn:schemas-microsoft-com:vml" xmlns:wp14="http://schemas.microsoft.com/office/word/2010/wordprocessingDrawing" xmlns:wp="http://schemas.openxmlformats.org/drawingml/2006/wordprocessingDrawing" xmlns:w10="urn:schemas-microsoft-com:office:word" xmlns:w="http://schemas.openxmlformats.org/wordprocessingml/2006/main" xmlns:w14="http://schemas.microsoft.com/office/word/2010/wordml" xmlns:w15="http://schemas.microsoft.com/office/word/2012/wordml" xmlns:w16cex="http://schemas.microsoft.com/office/word/2018/wordml/cex" xmlns:w16cid="http://schemas.microsoft.com/office/word/2016/wordml/cid" xmlns:w16="http://schemas.microsoft.com/office/word/2018/wordml" xmlns:w16sdtdh="http://schemas.microsoft.com/office/word/2020/wordml/sdtdatahash" xmlns:w16se="http://schemas.microsoft.com/office/word/2015/wordml/symex" xmlns:wpg="http://schemas.microsoft.com/office/word/2010/wordprocessingGroup" xmlns:wpi="http://schemas.microsoft.com/office/word/2010/wordprocessingInk" xmlns:wne="http://schemas.microsoft.com/office/word/2006/wordml" xmlns:wps="http://schemas.microsoft.com/office/word/2010/wordprocessingShape" mc:Ignorable="w14 w15 w16se w16cid w16 w16cex w16sdtdh wp14">
-  <w16cex:commentExtensible w16cex:durableId="2B0183AF" w16cex:dateUtc="2024-12-09T07:56:00Z"/>
-</w16cex:commentsExtensible>
-</file>
-
-<file path=word/commentsIds.xml><?xml version="1.0" encoding="utf-8"?>
-<w16cid:commentsIds xmlns:wpc="http://schemas.microsoft.com/office/word/2010/wordprocessingCanvas" xmlns:cx="http://schemas.microsoft.com/office/drawing/2014/chartex" xmlns:cx1="http://schemas.microsoft.com/office/drawing/2015/9/8/chartex" xmlns:cx2="http://schemas.microsoft.com/office/drawing/2015/10/21/chartex" xmlns:cx3="http://schemas.microsoft.com/office/drawing/2016/5/9/chartex" xmlns:cx4="http://schemas.microsoft.com/office/drawing/2016/5/10/chartex" xmlns:cx5="http://schemas.microsoft.com/office/drawing/2016/5/11/chartex" xmlns:cx6="http://schemas.microsoft.com/office/drawing/2016/5/12/chartex" xmlns:cx7="http://schemas.microsoft.com/office/drawing/2016/5/13/chartex" xmlns:cx8="http://schemas.microsoft.com/office/drawing/2016/5/14/chartex" xmlns:mc="http://schemas.openxmlformats.org/markup-compatibility/2006" xmlns:aink="http://schemas.microsoft.com/office/drawing/2016/ink" xmlns:am3d="http://schemas.microsoft.com/office/drawing/2017/model3d" xmlns:o="urn:schemas-microsoft-com:office:office" xmlns:r="http://schemas.openxmlformats.org/officeDocument/2006/relationships" xmlns:m="http://schemas.openxmlformats.org/officeDocument/2006/math" xmlns:v="urn:schemas-microsoft-com:vml" xmlns:wp14="http://schemas.microsoft.com/office/word/2010/wordprocessingDrawing" xmlns:wp="http://schemas.openxmlformats.org/drawingml/2006/wordprocessingDrawing" xmlns:w10="urn:schemas-microsoft-com:office:word" xmlns:w="http://schemas.openxmlformats.org/wordprocessingml/2006/main" xmlns:w14="http://schemas.microsoft.com/office/word/2010/wordml" xmlns:w15="http://schemas.microsoft.com/office/word/2012/wordml" xmlns:w16cex="http://schemas.microsoft.com/office/word/2018/wordml/cex" xmlns:w16cid="http://schemas.microsoft.com/office/word/2016/wordml/cid" xmlns:w16="http://schemas.microsoft.com/office/word/2018/wordml" xmlns:w16sdtdh="http://schemas.microsoft.com/office/word/2020/wordml/sdtdatahash" xmlns:w16se="http://schemas.microsoft.com/office/word/2015/wordml/symex" xmlns:wpg="http://schemas.microsoft.com/office/word/2010/wordprocessingGroup" xmlns:wpi="http://schemas.microsoft.com/office/word/2010/wordprocessingInk" xmlns:wne="http://schemas.microsoft.com/office/word/2006/wordml" xmlns:wps="http://schemas.microsoft.com/office/word/2010/wordprocessingShape" mc:Ignorable="w14 w15 w16se w16cid w16 w16cex w16sdtdh wp14">
-  <w16cid:commentId w16cid:paraId="6B1FB086" w16cid:durableId="2B0183AF"/>
-</w16cid:commentsIds>
-</file>
-
 <file path=word/endnotes.xml><?xml version="1.0" encoding="utf-8"?>
 <w:endnotes xmlns:wpc="http://schemas.microsoft.com/office/word/2010/wordprocessingCanvas" xmlns:cx="http://schemas.microsoft.com/office/drawing/2014/chartex" xmlns:cx1="http://schemas.microsoft.com/office/drawing/2015/9/8/chartex" xmlns:cx2="http://schemas.microsoft.com/office/drawing/2015/10/21/chartex" xmlns:cx3="http://schemas.microsoft.com/office/drawing/2016/5/9/chartex" xmlns:cx4="http://schemas.microsoft.com/office/drawing/2016/5/10/chartex" xmlns:cx5="http://schemas.microsoft.com/office/drawing/2016/5/11/chartex" xmlns:cx6="http://schemas.microsoft.com/office/drawing/2016/5/12/chartex" xmlns:cx7="http://schemas.microsoft.com/office/drawing/2016/5/13/chartex" xmlns:cx8="http://schemas.microsoft.com/office/drawing/2016/5/14/chartex" xmlns:mc="http://schemas.openxmlformats.org/markup-compatibility/2006" xmlns:aink="http://schemas.microsoft.com/office/drawing/2016/ink" xmlns:am3d="http://schemas.microsoft.com/office/drawing/2017/model3d" xmlns:o="urn:schemas-microsoft-com:office:office" xmlns:r="http://schemas.openxmlformats.org/officeDocument/2006/relationships" xmlns:m="http://schemas.openxmlformats.org/officeDocument/2006/math" xmlns:v="urn:schemas-microsoft-com:vml" xmlns:wp14="http://schemas.microsoft.com/office/word/2010/wordprocessingDrawing" xmlns:wp="http://schemas.openxmlformats.org/drawingml/2006/wordprocessingDrawing" xmlns:w10="urn:schemas-microsoft-com:office:word" xmlns:w="http://schemas.openxmlformats.org/wordprocessingml/2006/main" xmlns:w14="http://schemas.microsoft.com/office/word/2010/wordml" xmlns:w15="http://schemas.microsoft.com/office/word/2012/wordml" xmlns:w16cex="http://schemas.microsoft.com/office/word/2018/wordml/cex" xmlns:w16cid="http://schemas.microsoft.com/office/word/2016/wordml/cid" xmlns:w16="http://schemas.microsoft.com/office/word/2018/wordml" xmlns:w16sdtdh="http://schemas.microsoft.com/office/word/2020/wordml/sdtdatahash" xmlns:w16se="http://schemas.microsoft.com/office/word/2015/wordml/symex" xmlns:wpg="http://schemas.microsoft.com/office/word/2010/wordprocessingGroup" xmlns:wpi="http://schemas.microsoft.com/office/word/2010/wordprocessingInk" xmlns:wne="http://schemas.microsoft.com/office/word/2006/wordml" xmlns:wps="http://schemas.microsoft.com/office/word/2010/wordprocessingShape" mc:Ignorable="w14 w15 w16se w16cid w16 w16cex w16sdtdh wp14">
   <w:endnote w:type="separator" w:id="-1">
@@ -16751,14 +16710,6 @@
     <w:abstractNumId w:val="3"/>
   </w:num>
 </w:numbering>
-</file>
-
-<file path=word/people.xml><?xml version="1.0" encoding="utf-8"?>
-<w15:people xmlns:wpc="http://schemas.microsoft.com/office/word/2010/wordprocessingCanvas" xmlns:cx="http://schemas.microsoft.com/office/drawing/2014/chartex" xmlns:cx1="http://schemas.microsoft.com/office/drawing/2015/9/8/chartex" xmlns:cx2="http://schemas.microsoft.com/office/drawing/2015/10/21/chartex" xmlns:cx3="http://schemas.microsoft.com/office/drawing/2016/5/9/chartex" xmlns:cx4="http://schemas.microsoft.com/office/drawing/2016/5/10/chartex" xmlns:cx5="http://schemas.microsoft.com/office/drawing/2016/5/11/chartex" xmlns:cx6="http://schemas.microsoft.com/office/drawing/2016/5/12/chartex" xmlns:cx7="http://schemas.microsoft.com/office/drawing/2016/5/13/chartex" xmlns:cx8="http://schemas.microsoft.com/office/drawing/2016/5/14/chartex" xmlns:mc="http://schemas.openxmlformats.org/markup-compatibility/2006" xmlns:aink="http://schemas.microsoft.com/office/drawing/2016/ink" xmlns:am3d="http://schemas.microsoft.com/office/drawing/2017/model3d" xmlns:o="urn:schemas-microsoft-com:office:office" xmlns:r="http://schemas.openxmlformats.org/officeDocument/2006/relationships" xmlns:m="http://schemas.openxmlformats.org/officeDocument/2006/math" xmlns:v="urn:schemas-microsoft-com:vml" xmlns:wp14="http://schemas.microsoft.com/office/word/2010/wordprocessingDrawing" xmlns:wp="http://schemas.openxmlformats.org/drawingml/2006/wordprocessingDrawing" xmlns:w10="urn:schemas-microsoft-com:office:word" xmlns:w="http://schemas.openxmlformats.org/wordprocessingml/2006/main" xmlns:w14="http://schemas.microsoft.com/office/word/2010/wordml" xmlns:w15="http://schemas.microsoft.com/office/word/2012/wordml" xmlns:w16cex="http://schemas.microsoft.com/office/word/2018/wordml/cex" xmlns:w16cid="http://schemas.microsoft.com/office/word/2016/wordml/cid" xmlns:w16="http://schemas.microsoft.com/office/word/2018/wordml" xmlns:w16sdtdh="http://schemas.microsoft.com/office/word/2020/wordml/sdtdatahash" xmlns:w16se="http://schemas.microsoft.com/office/word/2015/wordml/symex" xmlns:wpg="http://schemas.microsoft.com/office/word/2010/wordprocessingGroup" xmlns:wpi="http://schemas.microsoft.com/office/word/2010/wordprocessingInk" xmlns:wne="http://schemas.microsoft.com/office/word/2006/wordml" xmlns:wps="http://schemas.microsoft.com/office/word/2010/wordprocessingShape" mc:Ignorable="w14 w15 w16se w16cid w16 w16cex w16sdtdh wp14">
-  <w15:person w15:author="tpu-user">
-    <w15:presenceInfo w15:providerId="AD" w15:userId="S-1-5-21-507921405-1993962763-1957994488-84864"/>
-  </w15:person>
-</w15:people>
 </file>
 
 <file path=word/styles.xml><?xml version="1.0" encoding="utf-8"?>

--- a/лр5 Тупикова А. А..docx
+++ b/лр5 Тупикова А. А..docx
@@ -423,19 +423,33 @@
         <w:rPr>
           <w:rFonts w:eastAsia="Calibri" w:cs="Times New Roman"/>
         </w:rPr>
-        <w:t>Выполнил студент гр. О-5КМ21</w:t>
-      </w:r>
+        <w:t>Выполнил студент гр. О-5КМ</w:t>
+      </w:r>
+      <w:proofErr w:type="gramStart"/>
       <w:r>
         <w:rPr>
           <w:rFonts w:eastAsia="Calibri" w:cs="Times New Roman"/>
         </w:rPr>
+        <w:t>21</w:t>
+      </w:r>
+      <w:r>
+        <w:rPr>
+          <w:rFonts w:eastAsia="Calibri" w:cs="Times New Roman"/>
+        </w:rPr>
         <w:t xml:space="preserve">  </w:t>
       </w:r>
       <w:r>
         <w:rPr>
           <w:rFonts w:eastAsia="Calibri" w:cs="Times New Roman"/>
         </w:rPr>
-        <w:t>__________</w:t>
+        <w:t>_</w:t>
+      </w:r>
+      <w:proofErr w:type="gramEnd"/>
+      <w:r>
+        <w:rPr>
+          <w:rFonts w:eastAsia="Calibri" w:cs="Times New Roman"/>
+        </w:rPr>
+        <w:t>_________</w:t>
       </w:r>
       <w:r>
         <w:rPr>
@@ -563,7 +577,20 @@
           <w:rFonts w:eastAsia="Calibri" w:cs="Times New Roman"/>
         </w:rPr>
         <w:tab/>
-        <w:t>Калентьев А. А.      _______ 2024 г.</w:t>
+      </w:r>
+      <w:proofErr w:type="spellStart"/>
+      <w:r>
+        <w:rPr>
+          <w:rFonts w:eastAsia="Calibri" w:cs="Times New Roman"/>
+        </w:rPr>
+        <w:t>Калентьев</w:t>
+      </w:r>
+      <w:proofErr w:type="spellEnd"/>
+      <w:r>
+        <w:rPr>
+          <w:rFonts w:eastAsia="Calibri" w:cs="Times New Roman"/>
+        </w:rPr>
+        <w:t xml:space="preserve"> А. А.      _______ 2024 г.</w:t>
       </w:r>
     </w:p>
     <w:p>
@@ -2177,7 +2204,23 @@
         <w:ind w:firstLine="709"/>
       </w:pPr>
       <w:r>
-        <w:t>Вариант использования (use case) — это описание множества последовательных действий (включая вариации), которые выполняются некоторым субъектом с целью получения результата, значимого для некоторого действующего лица [1]. ВИ предполагает взаимодействие действующих лиц и системы или другого объекта. Действующее лицо представляет собой логически связанное множество ролей, которые играют пользователи системы во время взаимодействия с ней.</w:t>
+        <w:t>Вариант использования (</w:t>
+      </w:r>
+      <w:proofErr w:type="spellStart"/>
+      <w:r>
+        <w:t>use</w:t>
+      </w:r>
+      <w:proofErr w:type="spellEnd"/>
+      <w:r>
+        <w:t xml:space="preserve"> </w:t>
+      </w:r>
+      <w:proofErr w:type="spellStart"/>
+      <w:r>
+        <w:t>case</w:t>
+      </w:r>
+      <w:proofErr w:type="spellEnd"/>
+      <w:r>
+        <w:t>) — это описание множества последовательных действий (включая вариации), которые выполняются некоторым субъектом с целью получения результата, значимого для некоторого действующего лица [1]. ВИ предполагает взаимодействие действующих лиц и системы или другого объекта. Действующее лицо представляет собой логически связанное множество ролей, которые играют пользователи системы во время взаимодействия с ней.</w:t>
       </w:r>
     </w:p>
     <w:p>
@@ -2503,6 +2546,7 @@
       <w:r>
         <w:t xml:space="preserve">В таблице 1 приведено описание абстрактного класса </w:t>
       </w:r>
+      <w:proofErr w:type="spellStart"/>
       <w:r>
         <w:rPr>
           <w:i/>
@@ -2526,6 +2570,7 @@
         </w:rPr>
         <w:t>e</w:t>
       </w:r>
+      <w:proofErr w:type="spellEnd"/>
       <w:r>
         <w:t xml:space="preserve"> </w:t>
       </w:r>
@@ -2554,6 +2599,7 @@
       <w:r>
         <w:t xml:space="preserve"> Описание класса </w:t>
       </w:r>
+      <w:proofErr w:type="spellStart"/>
       <w:r>
         <w:rPr>
           <w:i/>
@@ -2577,6 +2623,7 @@
         </w:rPr>
         <w:t>e</w:t>
       </w:r>
+      <w:proofErr w:type="spellEnd"/>
     </w:p>
     <w:tbl>
       <w:tblPr>
@@ -2882,6 +2929,7 @@
               </w:rPr>
               <w:t xml:space="preserve">+ </w:t>
             </w:r>
+            <w:proofErr w:type="spellStart"/>
             <w:r>
               <w:rPr>
                 <w:rFonts w:cs="Times New Roman"/>
@@ -2900,6 +2948,7 @@
               </w:rPr>
               <w:t>Type</w:t>
             </w:r>
+            <w:proofErr w:type="spellEnd"/>
           </w:p>
         </w:tc>
         <w:tc>
@@ -3040,6 +3089,7 @@
               </w:rPr>
               <w:t xml:space="preserve">+ </w:t>
             </w:r>
+            <w:proofErr w:type="spellStart"/>
             <w:r>
               <w:rPr>
                 <w:rFonts w:cs="Times New Roman"/>
@@ -3050,6 +3100,7 @@
               </w:rPr>
               <w:t>Parameters</w:t>
             </w:r>
+            <w:proofErr w:type="spellEnd"/>
           </w:p>
         </w:tc>
         <w:tc>
@@ -3366,6 +3417,7 @@
               </w:rPr>
               <w:t xml:space="preserve">+ </w:t>
             </w:r>
+            <w:proofErr w:type="spellStart"/>
             <w:r>
               <w:rPr>
                 <w:rFonts w:cs="Times New Roman"/>
@@ -3376,6 +3428,7 @@
               </w:rPr>
               <w:t>CheckNumber</w:t>
             </w:r>
+            <w:proofErr w:type="spellEnd"/>
           </w:p>
         </w:tc>
         <w:tc>
@@ -3494,6 +3547,7 @@
               </w:rPr>
               <w:t xml:space="preserve">+ </w:t>
             </w:r>
+            <w:proofErr w:type="spellStart"/>
             <w:r>
               <w:rPr>
                 <w:rFonts w:cs="Times New Roman"/>
@@ -3502,6 +3556,7 @@
               </w:rPr>
               <w:t>CheckNumberAngle</w:t>
             </w:r>
+            <w:proofErr w:type="spellEnd"/>
           </w:p>
         </w:tc>
         <w:tc>
@@ -3685,6 +3740,7 @@
         </w:rPr>
         <w:t xml:space="preserve">от </w:t>
       </w:r>
+      <w:proofErr w:type="spellStart"/>
       <w:r>
         <w:rPr>
           <w:i/>
@@ -3708,6 +3764,7 @@
         </w:rPr>
         <w:t>e</w:t>
       </w:r>
+      <w:proofErr w:type="spellEnd"/>
       <w:r>
         <w:rPr>
           <w:szCs w:val="28"/>
@@ -4232,6 +4289,7 @@
               </w:rPr>
               <w:t xml:space="preserve">+ </w:t>
             </w:r>
+            <w:proofErr w:type="spellStart"/>
             <w:r>
               <w:rPr>
                 <w:rFonts w:cs="Times New Roman"/>
@@ -4240,6 +4298,7 @@
               </w:rPr>
               <w:t>FigureTy</w:t>
             </w:r>
+            <w:proofErr w:type="spellEnd"/>
             <w:r>
               <w:rPr>
                 <w:rFonts w:cs="Times New Roman"/>
@@ -5038,6 +5097,7 @@
               </w:rPr>
               <w:t>_</w:t>
             </w:r>
+            <w:proofErr w:type="spellStart"/>
             <w:r>
               <w:rPr>
                 <w:rFonts w:cs="Times New Roman"/>
@@ -5047,6 +5107,7 @@
               </w:rPr>
               <w:t>angleLengthHeight</w:t>
             </w:r>
+            <w:proofErr w:type="spellEnd"/>
           </w:p>
         </w:tc>
         <w:tc>
@@ -5168,6 +5229,7 @@
               </w:rPr>
               <w:t>_</w:t>
             </w:r>
+            <w:proofErr w:type="spellStart"/>
             <w:r>
               <w:rPr>
                 <w:rFonts w:cs="Times New Roman"/>
@@ -5177,6 +5239,7 @@
               </w:rPr>
               <w:t>angleLengthWidth</w:t>
             </w:r>
+            <w:proofErr w:type="spellEnd"/>
           </w:p>
         </w:tc>
         <w:tc>
@@ -5729,6 +5792,7 @@
               </w:rPr>
               <w:t>F</w:t>
             </w:r>
+            <w:proofErr w:type="spellStart"/>
             <w:r>
               <w:rPr>
                 <w:rFonts w:cs="Times New Roman"/>
@@ -5738,6 +5802,7 @@
               </w:rPr>
               <w:t>igureType</w:t>
             </w:r>
+            <w:proofErr w:type="spellEnd"/>
           </w:p>
         </w:tc>
         <w:tc>
@@ -5974,6 +6039,7 @@
               </w:rPr>
               <w:t>A</w:t>
             </w:r>
+            <w:proofErr w:type="spellStart"/>
             <w:r>
               <w:rPr>
                 <w:rFonts w:cs="Times New Roman"/>
@@ -5983,6 +6049,7 @@
               </w:rPr>
               <w:t>ngleLengthHeight</w:t>
             </w:r>
+            <w:proofErr w:type="spellEnd"/>
           </w:p>
         </w:tc>
         <w:tc>
@@ -6095,6 +6162,7 @@
               </w:rPr>
               <w:t xml:space="preserve">+ </w:t>
             </w:r>
+            <w:proofErr w:type="spellStart"/>
             <w:r>
               <w:rPr>
                 <w:rFonts w:cs="Times New Roman"/>
@@ -6104,6 +6172,7 @@
               </w:rPr>
               <w:t>AngleLengthWidth</w:t>
             </w:r>
+            <w:proofErr w:type="spellEnd"/>
           </w:p>
         </w:tc>
         <w:tc>
@@ -6344,6 +6413,7 @@
               </w:rPr>
               <w:t>L</w:t>
             </w:r>
+            <w:proofErr w:type="spellStart"/>
             <w:r>
               <w:rPr>
                 <w:rFonts w:cs="Times New Roman"/>
@@ -6353,6 +6423,7 @@
               </w:rPr>
               <w:t>ength</w:t>
             </w:r>
+            <w:proofErr w:type="spellEnd"/>
           </w:p>
         </w:tc>
         <w:tc>
@@ -7004,6 +7075,7 @@
               </w:rPr>
               <w:t>_</w:t>
             </w:r>
+            <w:proofErr w:type="spellStart"/>
             <w:r>
               <w:rPr>
                 <w:rFonts w:cs="Times New Roman"/>
@@ -7013,6 +7085,7 @@
               </w:rPr>
               <w:t>areaOfBase</w:t>
             </w:r>
+            <w:proofErr w:type="spellEnd"/>
           </w:p>
         </w:tc>
         <w:tc>
@@ -7304,6 +7377,7 @@
               </w:rPr>
               <w:t xml:space="preserve">+ </w:t>
             </w:r>
+            <w:proofErr w:type="spellStart"/>
             <w:r>
               <w:rPr>
                 <w:rFonts w:cs="Times New Roman"/>
@@ -7313,6 +7387,7 @@
               </w:rPr>
               <w:t>AreaOfBase</w:t>
             </w:r>
+            <w:proofErr w:type="spellEnd"/>
           </w:p>
         </w:tc>
         <w:tc>
@@ -7575,6 +7650,7 @@
               </w:rPr>
               <w:t>F</w:t>
             </w:r>
+            <w:proofErr w:type="spellStart"/>
             <w:r>
               <w:rPr>
                 <w:rFonts w:cs="Times New Roman"/>
@@ -7584,6 +7660,7 @@
               </w:rPr>
               <w:t>igureType</w:t>
             </w:r>
+            <w:proofErr w:type="spellEnd"/>
           </w:p>
         </w:tc>
         <w:tc>
@@ -7910,35 +7987,477 @@
         <w:ind w:firstLine="709"/>
       </w:pPr>
       <w:r>
-        <w:t xml:space="preserve">В таблице </w:t>
-      </w:r>
-      <w:r>
-        <w:t>5</w:t>
-      </w:r>
-      <w:r>
-        <w:t xml:space="preserve"> приведено описание абстрактного класса </w:t>
-      </w:r>
+        <w:t xml:space="preserve">В таблице 5 приведено описание </w:t>
+      </w:r>
+      <w:r>
+        <w:t xml:space="preserve">интерфейса </w:t>
+      </w:r>
+      <w:proofErr w:type="spellStart"/>
       <w:r>
         <w:rPr>
           <w:i/>
           <w:iCs/>
           <w:lang w:val="en-US"/>
         </w:rPr>
-        <w:t>FigureBas</w:t>
-      </w:r>
+        <w:t>IAddFigure</w:t>
+      </w:r>
+      <w:proofErr w:type="spellEnd"/>
+      <w:r>
+        <w:t xml:space="preserve"> для взаимодействия с пользовательскими формами.</w:t>
+      </w:r>
+    </w:p>
+    <w:p>
+      <w:pPr>
+        <w:ind w:firstLine="709"/>
+      </w:pPr>
+    </w:p>
+    <w:p>
+      <w:pPr>
+        <w:ind w:firstLine="0"/>
+        <w:rPr>
+          <w:lang w:val="en-US"/>
+        </w:rPr>
+      </w:pPr>
+      <w:r>
+        <w:lastRenderedPageBreak/>
+        <w:t xml:space="preserve">Таблица </w:t>
+      </w:r>
+      <w:r>
+        <w:rPr>
+          <w:lang w:val="en-US"/>
+        </w:rPr>
+        <w:t>5</w:t>
+      </w:r>
+      <w:r>
+        <w:t xml:space="preserve">. Описание </w:t>
+      </w:r>
+      <w:r>
+        <w:t>интерфейса</w:t>
+      </w:r>
+      <w:r>
+        <w:t xml:space="preserve"> </w:t>
+      </w:r>
+      <w:proofErr w:type="spellStart"/>
       <w:r>
         <w:rPr>
           <w:i/>
-          <w:lang w:val="en-US"/>
-        </w:rPr>
-        <w:t>e</w:t>
-      </w:r>
-      <w:r>
-        <w:t xml:space="preserve"> </w:t>
-      </w:r>
-      <w:r>
-        <w:t>с его полями, свойствами и методами.</w:t>
-      </w:r>
+          <w:iCs/>
+          <w:lang w:val="en-US"/>
+        </w:rPr>
+        <w:t>IAddFigure</w:t>
+      </w:r>
+      <w:proofErr w:type="spellEnd"/>
+    </w:p>
+    <w:tbl>
+      <w:tblPr>
+        <w:tblStyle w:val="a6"/>
+        <w:tblW w:w="5000" w:type="pct"/>
+        <w:tblInd w:w="0" w:type="dxa"/>
+        <w:tblLook w:val="04A0" w:firstRow="1" w:lastRow="0" w:firstColumn="1" w:lastColumn="0" w:noHBand="0" w:noVBand="1"/>
+      </w:tblPr>
+      <w:tblGrid>
+        <w:gridCol w:w="2836"/>
+        <w:gridCol w:w="922"/>
+        <w:gridCol w:w="6438"/>
+      </w:tblGrid>
+      <w:tr>
+        <w:tc>
+          <w:tcPr>
+            <w:tcW w:w="1391" w:type="pct"/>
+            <w:tcBorders>
+              <w:top w:val="single" w:sz="4" w:space="0" w:color="auto"/>
+              <w:left w:val="single" w:sz="4" w:space="0" w:color="auto"/>
+              <w:bottom w:val="single" w:sz="4" w:space="0" w:color="auto"/>
+              <w:right w:val="single" w:sz="4" w:space="0" w:color="auto"/>
+            </w:tcBorders>
+            <w:vAlign w:val="center"/>
+            <w:hideMark/>
+          </w:tcPr>
+          <w:p>
+            <w:pPr>
+              <w:spacing w:line="276" w:lineRule="auto"/>
+              <w:ind w:firstLine="0"/>
+              <w:jc w:val="center"/>
+              <w:rPr>
+                <w:rFonts w:cs="Times New Roman"/>
+                <w:b/>
+                <w:bCs/>
+                <w:sz w:val="24"/>
+                <w:szCs w:val="24"/>
+              </w:rPr>
+            </w:pPr>
+            <w:r>
+              <w:rPr>
+                <w:rFonts w:cs="Times New Roman"/>
+                <w:b/>
+                <w:bCs/>
+                <w:sz w:val="24"/>
+                <w:szCs w:val="24"/>
+              </w:rPr>
+              <w:t>Название</w:t>
+            </w:r>
+          </w:p>
+        </w:tc>
+        <w:tc>
+          <w:tcPr>
+            <w:tcW w:w="452" w:type="pct"/>
+            <w:tcBorders>
+              <w:top w:val="single" w:sz="4" w:space="0" w:color="auto"/>
+              <w:left w:val="single" w:sz="4" w:space="0" w:color="auto"/>
+              <w:bottom w:val="single" w:sz="4" w:space="0" w:color="auto"/>
+              <w:right w:val="single" w:sz="4" w:space="0" w:color="auto"/>
+            </w:tcBorders>
+            <w:vAlign w:val="center"/>
+            <w:hideMark/>
+          </w:tcPr>
+          <w:p>
+            <w:pPr>
+              <w:spacing w:line="276" w:lineRule="auto"/>
+              <w:ind w:firstLine="0"/>
+              <w:jc w:val="center"/>
+              <w:rPr>
+                <w:rFonts w:cs="Times New Roman"/>
+                <w:b/>
+                <w:bCs/>
+                <w:sz w:val="24"/>
+                <w:szCs w:val="24"/>
+              </w:rPr>
+            </w:pPr>
+            <w:r>
+              <w:rPr>
+                <w:rFonts w:cs="Times New Roman"/>
+                <w:b/>
+                <w:bCs/>
+                <w:sz w:val="24"/>
+                <w:szCs w:val="24"/>
+              </w:rPr>
+              <w:t>Тип</w:t>
+            </w:r>
+          </w:p>
+        </w:tc>
+        <w:tc>
+          <w:tcPr>
+            <w:tcW w:w="3157" w:type="pct"/>
+            <w:tcBorders>
+              <w:top w:val="single" w:sz="4" w:space="0" w:color="auto"/>
+              <w:left w:val="single" w:sz="4" w:space="0" w:color="auto"/>
+              <w:bottom w:val="single" w:sz="4" w:space="0" w:color="auto"/>
+              <w:right w:val="single" w:sz="4" w:space="0" w:color="auto"/>
+            </w:tcBorders>
+            <w:vAlign w:val="center"/>
+            <w:hideMark/>
+          </w:tcPr>
+          <w:p>
+            <w:pPr>
+              <w:spacing w:line="276" w:lineRule="auto"/>
+              <w:ind w:firstLine="0"/>
+              <w:jc w:val="center"/>
+              <w:rPr>
+                <w:rFonts w:cs="Times New Roman"/>
+                <w:b/>
+                <w:bCs/>
+                <w:sz w:val="24"/>
+                <w:szCs w:val="24"/>
+              </w:rPr>
+            </w:pPr>
+            <w:r>
+              <w:rPr>
+                <w:rFonts w:cs="Times New Roman"/>
+                <w:b/>
+                <w:bCs/>
+                <w:sz w:val="24"/>
+                <w:szCs w:val="24"/>
+              </w:rPr>
+              <w:t>Описание</w:t>
+            </w:r>
+          </w:p>
+        </w:tc>
+      </w:tr>
+      <w:tr>
+        <w:tc>
+          <w:tcPr>
+            <w:tcW w:w="5000" w:type="pct"/>
+            <w:gridSpan w:val="3"/>
+            <w:tcBorders>
+              <w:top w:val="single" w:sz="4" w:space="0" w:color="auto"/>
+              <w:left w:val="single" w:sz="4" w:space="0" w:color="auto"/>
+              <w:bottom w:val="single" w:sz="4" w:space="0" w:color="auto"/>
+              <w:right w:val="single" w:sz="4" w:space="0" w:color="auto"/>
+            </w:tcBorders>
+            <w:vAlign w:val="center"/>
+            <w:hideMark/>
+          </w:tcPr>
+          <w:p>
+            <w:pPr>
+              <w:spacing w:line="276" w:lineRule="auto"/>
+              <w:ind w:firstLine="0"/>
+              <w:jc w:val="center"/>
+              <w:rPr>
+                <w:rFonts w:cs="Times New Roman"/>
+                <w:sz w:val="24"/>
+                <w:szCs w:val="24"/>
+                <w:lang w:val="en-US"/>
+              </w:rPr>
+            </w:pPr>
+            <w:r>
+              <w:rPr>
+                <w:rFonts w:cs="Times New Roman"/>
+                <w:sz w:val="24"/>
+                <w:szCs w:val="24"/>
+              </w:rPr>
+              <w:t xml:space="preserve">Описание </w:t>
+            </w:r>
+            <w:r>
+              <w:rPr>
+                <w:rFonts w:cs="Times New Roman"/>
+                <w:sz w:val="24"/>
+                <w:szCs w:val="24"/>
+              </w:rPr>
+              <w:t>интерфейса</w:t>
+            </w:r>
+          </w:p>
+        </w:tc>
+      </w:tr>
+      <w:tr>
+        <w:tc>
+          <w:tcPr>
+            <w:tcW w:w="5000" w:type="pct"/>
+            <w:gridSpan w:val="3"/>
+            <w:tcBorders>
+              <w:top w:val="single" w:sz="4" w:space="0" w:color="auto"/>
+              <w:left w:val="single" w:sz="4" w:space="0" w:color="auto"/>
+              <w:bottom w:val="single" w:sz="4" w:space="0" w:color="auto"/>
+              <w:right w:val="single" w:sz="4" w:space="0" w:color="auto"/>
+            </w:tcBorders>
+            <w:vAlign w:val="center"/>
+            <w:hideMark/>
+          </w:tcPr>
+          <w:p>
+            <w:pPr>
+              <w:spacing w:line="276" w:lineRule="auto"/>
+              <w:ind w:firstLine="0"/>
+              <w:jc w:val="left"/>
+              <w:rPr>
+                <w:rFonts w:cs="Times New Roman"/>
+                <w:sz w:val="24"/>
+                <w:szCs w:val="24"/>
+              </w:rPr>
+            </w:pPr>
+            <w:r>
+              <w:rPr>
+                <w:rFonts w:cs="Times New Roman"/>
+                <w:sz w:val="24"/>
+                <w:szCs w:val="24"/>
+              </w:rPr>
+              <w:t>Интерфейс</w:t>
+            </w:r>
+            <w:r>
+              <w:rPr>
+                <w:rFonts w:cs="Times New Roman"/>
+                <w:sz w:val="24"/>
+                <w:szCs w:val="24"/>
+              </w:rPr>
+              <w:t xml:space="preserve"> </w:t>
+            </w:r>
+            <w:proofErr w:type="spellStart"/>
+            <w:r>
+              <w:rPr>
+                <w:i/>
+                <w:iCs/>
+                <w:lang w:val="en-US"/>
+              </w:rPr>
+              <w:t>IAddFigure</w:t>
+            </w:r>
+            <w:proofErr w:type="spellEnd"/>
+            <w:r>
+              <w:rPr>
+                <w:rFonts w:cs="Times New Roman"/>
+                <w:sz w:val="24"/>
+                <w:szCs w:val="24"/>
+              </w:rPr>
+              <w:t xml:space="preserve"> – </w:t>
+            </w:r>
+            <w:r>
+              <w:rPr>
+                <w:rFonts w:cs="Times New Roman"/>
+                <w:sz w:val="24"/>
+                <w:szCs w:val="24"/>
+              </w:rPr>
+              <w:t>интерфейс для взаимодействия с пользовательскими формами</w:t>
+            </w:r>
+          </w:p>
+        </w:tc>
+      </w:tr>
+      <w:tr>
+        <w:tc>
+          <w:tcPr>
+            <w:tcW w:w="5000" w:type="pct"/>
+            <w:gridSpan w:val="3"/>
+            <w:tcBorders>
+              <w:top w:val="single" w:sz="4" w:space="0" w:color="auto"/>
+              <w:left w:val="single" w:sz="4" w:space="0" w:color="auto"/>
+              <w:bottom w:val="single" w:sz="4" w:space="0" w:color="auto"/>
+              <w:right w:val="single" w:sz="4" w:space="0" w:color="auto"/>
+            </w:tcBorders>
+            <w:vAlign w:val="center"/>
+            <w:hideMark/>
+          </w:tcPr>
+          <w:p>
+            <w:pPr>
+              <w:spacing w:line="276" w:lineRule="auto"/>
+              <w:ind w:firstLine="0"/>
+              <w:jc w:val="center"/>
+              <w:rPr>
+                <w:rFonts w:cs="Times New Roman"/>
+                <w:sz w:val="24"/>
+                <w:szCs w:val="24"/>
+              </w:rPr>
+            </w:pPr>
+            <w:r>
+              <w:rPr>
+                <w:rFonts w:cs="Times New Roman"/>
+                <w:sz w:val="24"/>
+                <w:szCs w:val="24"/>
+              </w:rPr>
+              <w:t>Свойства</w:t>
+            </w:r>
+          </w:p>
+        </w:tc>
+      </w:tr>
+      <w:tr>
+        <w:tc>
+          <w:tcPr>
+            <w:tcW w:w="1391" w:type="pct"/>
+            <w:tcBorders>
+              <w:top w:val="single" w:sz="4" w:space="0" w:color="auto"/>
+              <w:left w:val="single" w:sz="4" w:space="0" w:color="auto"/>
+              <w:bottom w:val="single" w:sz="4" w:space="0" w:color="auto"/>
+              <w:right w:val="single" w:sz="4" w:space="0" w:color="auto"/>
+            </w:tcBorders>
+            <w:vAlign w:val="center"/>
+            <w:hideMark/>
+          </w:tcPr>
+          <w:p>
+            <w:pPr>
+              <w:spacing w:line="276" w:lineRule="auto"/>
+              <w:ind w:firstLine="0"/>
+              <w:jc w:val="left"/>
+              <w:rPr>
+                <w:rFonts w:cs="Times New Roman"/>
+                <w:sz w:val="24"/>
+                <w:szCs w:val="24"/>
+                <w:lang w:val="en-US"/>
+              </w:rPr>
+            </w:pPr>
+            <w:r>
+              <w:rPr>
+                <w:rFonts w:cs="Times New Roman"/>
+                <w:sz w:val="24"/>
+                <w:szCs w:val="24"/>
+              </w:rPr>
+              <w:t xml:space="preserve">+ </w:t>
+            </w:r>
+            <w:proofErr w:type="spellStart"/>
+            <w:r>
+              <w:rPr>
+                <w:rFonts w:cs="Times New Roman"/>
+                <w:sz w:val="24"/>
+                <w:szCs w:val="24"/>
+                <w:lang w:val="en-US"/>
+              </w:rPr>
+              <w:t>Figure</w:t>
+            </w:r>
+            <w:r>
+              <w:rPr>
+                <w:rFonts w:cs="Times New Roman"/>
+                <w:sz w:val="24"/>
+                <w:szCs w:val="24"/>
+                <w:lang w:val="en-US"/>
+              </w:rPr>
+              <w:t>Interface</w:t>
+            </w:r>
+            <w:proofErr w:type="spellEnd"/>
+          </w:p>
+        </w:tc>
+        <w:tc>
+          <w:tcPr>
+            <w:tcW w:w="452" w:type="pct"/>
+            <w:tcBorders>
+              <w:top w:val="single" w:sz="4" w:space="0" w:color="auto"/>
+              <w:left w:val="single" w:sz="4" w:space="0" w:color="auto"/>
+              <w:bottom w:val="single" w:sz="4" w:space="0" w:color="auto"/>
+              <w:right w:val="single" w:sz="4" w:space="0" w:color="auto"/>
+            </w:tcBorders>
+            <w:vAlign w:val="center"/>
+            <w:hideMark/>
+          </w:tcPr>
+          <w:p>
+            <w:pPr>
+              <w:spacing w:line="276" w:lineRule="auto"/>
+              <w:ind w:firstLine="0"/>
+              <w:jc w:val="center"/>
+              <w:rPr>
+                <w:rFonts w:cs="Times New Roman"/>
+                <w:sz w:val="24"/>
+                <w:szCs w:val="24"/>
+                <w:lang w:val="en-US"/>
+              </w:rPr>
+            </w:pPr>
+            <w:r>
+              <w:rPr>
+                <w:rFonts w:cs="Times New Roman"/>
+                <w:sz w:val="24"/>
+                <w:szCs w:val="24"/>
+                <w:lang w:val="en-US"/>
+              </w:rPr>
+              <w:t>string</w:t>
+            </w:r>
+          </w:p>
+        </w:tc>
+        <w:tc>
+          <w:tcPr>
+            <w:tcW w:w="3157" w:type="pct"/>
+            <w:tcBorders>
+              <w:top w:val="single" w:sz="4" w:space="0" w:color="auto"/>
+              <w:left w:val="single" w:sz="4" w:space="0" w:color="auto"/>
+              <w:bottom w:val="single" w:sz="4" w:space="0" w:color="auto"/>
+              <w:right w:val="single" w:sz="4" w:space="0" w:color="auto"/>
+            </w:tcBorders>
+            <w:vAlign w:val="center"/>
+            <w:hideMark/>
+          </w:tcPr>
+          <w:p>
+            <w:pPr>
+              <w:spacing w:line="276" w:lineRule="auto"/>
+              <w:ind w:firstLine="0"/>
+              <w:jc w:val="left"/>
+              <w:rPr>
+                <w:rFonts w:cs="Times New Roman"/>
+                <w:sz w:val="24"/>
+                <w:szCs w:val="24"/>
+              </w:rPr>
+            </w:pPr>
+            <w:r>
+              <w:rPr>
+                <w:rFonts w:cs="Times New Roman"/>
+                <w:sz w:val="24"/>
+                <w:szCs w:val="24"/>
+              </w:rPr>
+              <w:t>Свойство, предоставляющее интерфейс</w:t>
+            </w:r>
+          </w:p>
+        </w:tc>
+      </w:tr>
+    </w:tbl>
+    <w:p>
+      <w:pPr>
+        <w:ind w:firstLine="709"/>
+      </w:pPr>
+    </w:p>
+    <w:p>
+      <w:pPr>
+        <w:ind w:firstLine="709"/>
+      </w:pPr>
     </w:p>
     <w:p>
       <w:pPr>
@@ -8014,13 +8533,31 @@
           <w:szCs w:val="28"/>
         </w:rPr>
       </w:pPr>
+      <w:proofErr w:type="spellStart"/>
       <w:r>
         <w:rPr>
           <w:rFonts w:cs="Times New Roman"/>
           <w:szCs w:val="28"/>
         </w:rPr>
-        <w:t>Git [2] — распределённая система управления версиями файлов. Система спроектирована как набор утилит командной строки, специально разработанных с учётом их использования в скриптах. Git</w:t>
-      </w:r>
+        <w:t>Git</w:t>
+      </w:r>
+      <w:proofErr w:type="spellEnd"/>
+      <w:r>
+        <w:rPr>
+          <w:rFonts w:cs="Times New Roman"/>
+          <w:szCs w:val="28"/>
+        </w:rPr>
+        <w:t xml:space="preserve"> [2] — распределённая система управления версиями файлов. Система спроектирована как набор утилит командной строки, специально разработанных с учётом их использования в скриптах. </w:t>
+      </w:r>
+      <w:proofErr w:type="spellStart"/>
+      <w:r>
+        <w:rPr>
+          <w:rFonts w:cs="Times New Roman"/>
+          <w:szCs w:val="28"/>
+        </w:rPr>
+        <w:t>Git</w:t>
+      </w:r>
+      <w:proofErr w:type="spellEnd"/>
       <w:r>
         <w:rPr>
           <w:rFonts w:cs="Times New Roman"/>
@@ -12033,14 +12570,51 @@
       <w:r>
         <w:t xml:space="preserve">1. </w:t>
       </w:r>
-      <w:r>
-        <w:t xml:space="preserve">Калентьев, А. А. Новые технологии в </w:t>
+      <w:proofErr w:type="spellStart"/>
+      <w:r>
+        <w:t>Калентьев</w:t>
+      </w:r>
+      <w:proofErr w:type="spellEnd"/>
+      <w:r>
+        <w:t xml:space="preserve">, А. А. Новые технологии в </w:t>
       </w:r>
       <w:r>
         <w:t>программировании:</w:t>
       </w:r>
       <w:r>
-        <w:t xml:space="preserve"> учебное пособие / А. А. Калентьев, Д. В. Гарайс, А. Е. Гориянов. – Томск : Эль Контент, 2014. – 176 с. – </w:t>
+        <w:t xml:space="preserve"> учебное пособие / А. А. </w:t>
+      </w:r>
+      <w:proofErr w:type="spellStart"/>
+      <w:r>
+        <w:t>Калентьев</w:t>
+      </w:r>
+      <w:proofErr w:type="spellEnd"/>
+      <w:r>
+        <w:t xml:space="preserve">, Д. В. </w:t>
+      </w:r>
+      <w:proofErr w:type="spellStart"/>
+      <w:r>
+        <w:t>Гарайс</w:t>
+      </w:r>
+      <w:proofErr w:type="spellEnd"/>
+      <w:r>
+        <w:t xml:space="preserve">, А. Е. </w:t>
+      </w:r>
+      <w:proofErr w:type="spellStart"/>
+      <w:r>
+        <w:t>Гориянов</w:t>
+      </w:r>
+      <w:proofErr w:type="spellEnd"/>
+      <w:r>
+        <w:t xml:space="preserve">. – </w:t>
+      </w:r>
+      <w:proofErr w:type="gramStart"/>
+      <w:r>
+        <w:t>Томск :</w:t>
+      </w:r>
+      <w:proofErr w:type="gramEnd"/>
+      <w:r>
+        <w:t xml:space="preserve"> Эль Контент, 2014. – 176 с. – </w:t>
       </w:r>
       <w:r>
         <w:rPr>
@@ -12072,12 +12646,37 @@
         </w:rPr>
         <w:t>G</w:t>
       </w:r>
+      <w:proofErr w:type="spellStart"/>
       <w:r>
         <w:rPr>
           <w:rFonts w:cs="Times New Roman"/>
           <w:szCs w:val="28"/>
         </w:rPr>
-        <w:t xml:space="preserve">it [Электронный ресурс]. — URL : http://git-scm.com/ (Дата обращения: </w:t>
+        <w:t>it</w:t>
+      </w:r>
+      <w:proofErr w:type="spellEnd"/>
+      <w:r>
+        <w:rPr>
+          <w:rFonts w:cs="Times New Roman"/>
+          <w:szCs w:val="28"/>
+        </w:rPr>
+        <w:t xml:space="preserve"> [Электронный ресурс]. — </w:t>
+      </w:r>
+      <w:proofErr w:type="gramStart"/>
+      <w:r>
+        <w:rPr>
+          <w:rFonts w:cs="Times New Roman"/>
+          <w:szCs w:val="28"/>
+        </w:rPr>
+        <w:t>URL :</w:t>
+      </w:r>
+      <w:proofErr w:type="gramEnd"/>
+      <w:r>
+        <w:rPr>
+          <w:rFonts w:cs="Times New Roman"/>
+          <w:szCs w:val="28"/>
+        </w:rPr>
+        <w:t xml:space="preserve"> http://git-scm.com/ (Дата обращения: </w:t>
       </w:r>
       <w:r>
         <w:rPr>
@@ -12360,7 +12959,15 @@
         <w:ind w:firstLine="0"/>
       </w:pPr>
       <w:r>
-        <w:t>Заказчик: канд. техн. наук, доцент каф. КСУП ТУСУР Калентьев А. А.</w:t>
+        <w:t xml:space="preserve">Заказчик: канд. техн. наук, доцент каф. КСУП ТУСУР </w:t>
+      </w:r>
+      <w:proofErr w:type="spellStart"/>
+      <w:r>
+        <w:t>Калентьев</w:t>
+      </w:r>
+      <w:proofErr w:type="spellEnd"/>
+      <w:r>
+        <w:t xml:space="preserve"> А. А.</w:t>
       </w:r>
     </w:p>
     <w:p>
@@ -12563,7 +13170,15 @@
         <w:ind w:firstLine="709"/>
       </w:pPr>
       <w:r>
-        <w:t>Заказчик: Канд. техн. наук, доцент каф. КСУП ТУСУР Калентьев А. А.</w:t>
+        <w:t xml:space="preserve">Заказчик: Канд. техн. наук, доцент каф. КСУП ТУСУР </w:t>
+      </w:r>
+      <w:proofErr w:type="spellStart"/>
+      <w:r>
+        <w:t>Калентьев</w:t>
+      </w:r>
+      <w:proofErr w:type="spellEnd"/>
+      <w:r>
+        <w:t xml:space="preserve"> А. А.</w:t>
       </w:r>
     </w:p>
     <w:p>
@@ -13429,6 +14044,7 @@
         </w:rPr>
         <w:t>*.</w:t>
       </w:r>
+      <w:proofErr w:type="spellStart"/>
       <w:r>
         <w:rPr>
           <w:rFonts w:cs="Times New Roman"/>
@@ -13437,6 +14053,7 @@
         </w:rPr>
         <w:t>vf</w:t>
       </w:r>
+      <w:proofErr w:type="spellEnd"/>
       <w:r>
         <w:t>.</w:t>
       </w:r>
@@ -13488,17 +14105,26 @@
         </w:rPr>
         <w:t>&lt;</w:t>
       </w:r>
+      <w:proofErr w:type="spellStart"/>
       <w:r>
         <w:rPr>
           <w:lang w:val="en-US"/>
         </w:rPr>
         <w:t>ArrayOfFigureBase</w:t>
       </w:r>
-      <w:r>
-        <w:rPr>
-          <w:lang w:val="en-US"/>
-        </w:rPr>
-        <w:t>&gt; &lt;</w:t>
+      <w:proofErr w:type="spellEnd"/>
+      <w:r>
+        <w:rPr>
+          <w:lang w:val="en-US"/>
+        </w:rPr>
+        <w:t xml:space="preserve">&gt; </w:t>
+      </w:r>
+      <w:proofErr w:type="gramStart"/>
+      <w:r>
+        <w:rPr>
+          <w:lang w:val="en-US"/>
+        </w:rPr>
+        <w:t>&lt;</w:t>
       </w:r>
       <w:r>
         <w:rPr>
@@ -13506,6 +14132,7 @@
         </w:rPr>
         <w:t>!--</w:t>
       </w:r>
+      <w:proofErr w:type="gramEnd"/>
       <w:r>
         <w:t>Корневой</w:t>
       </w:r>
@@ -13533,18 +14160,25 @@
       <w:r>
         <w:t>&lt;</w:t>
       </w:r>
+      <w:proofErr w:type="spellStart"/>
       <w:r>
         <w:rPr>
           <w:lang w:val="en-US"/>
         </w:rPr>
         <w:t>FigureBase</w:t>
       </w:r>
+      <w:proofErr w:type="spellEnd"/>
       <w:r>
         <w:t>&gt;</w:t>
       </w:r>
       <w:r>
-        <w:t xml:space="preserve"> &lt;!--</w:t>
-      </w:r>
+        <w:t xml:space="preserve"> </w:t>
+      </w:r>
+      <w:proofErr w:type="gramStart"/>
+      <w:r>
+        <w:t>&lt;!--</w:t>
+      </w:r>
+      <w:proofErr w:type="gramEnd"/>
       <w:r>
         <w:t>Элемент, определяющий способ расчета объема фигуры</w:t>
       </w:r>
@@ -13557,9 +14191,11 @@
         <w:suppressAutoHyphens/>
         <w:ind w:left="142" w:firstLine="709"/>
       </w:pPr>
+      <w:proofErr w:type="gramStart"/>
       <w:r>
         <w:t>&lt;!--</w:t>
       </w:r>
+      <w:proofErr w:type="gramEnd"/>
       <w:r>
         <w:t>Элемент, соответствующий типу фигуры</w:t>
       </w:r>
@@ -13575,12 +14211,14 @@
       <w:r>
         <w:t>&lt;/</w:t>
       </w:r>
+      <w:proofErr w:type="spellStart"/>
       <w:r>
         <w:rPr>
           <w:lang w:val="en-US"/>
         </w:rPr>
         <w:t>FigureBase</w:t>
       </w:r>
+      <w:proofErr w:type="spellEnd"/>
       <w:r>
         <w:t>&gt;</w:t>
       </w:r>
@@ -13593,12 +14231,14 @@
       <w:r>
         <w:t>&lt;/</w:t>
       </w:r>
+      <w:proofErr w:type="spellStart"/>
       <w:r>
         <w:rPr>
           <w:lang w:val="en-US"/>
         </w:rPr>
         <w:t>ArrayOfFigureBase</w:t>
       </w:r>
+      <w:proofErr w:type="spellEnd"/>
       <w:r>
         <w:t>&gt;</w:t>
       </w:r>
@@ -13677,7 +14317,37 @@
         <w:rPr>
           <w:lang w:val="en-US"/>
         </w:rPr>
-        <w:t>&lt;FigureBase xsi:type="Ball"&gt;</w:t>
+        <w:t>&lt;</w:t>
+      </w:r>
+      <w:proofErr w:type="spellStart"/>
+      <w:r>
+        <w:rPr>
+          <w:lang w:val="en-US"/>
+        </w:rPr>
+        <w:t>FigureBase</w:t>
+      </w:r>
+      <w:proofErr w:type="spellEnd"/>
+      <w:r>
+        <w:rPr>
+          <w:lang w:val="en-US"/>
+        </w:rPr>
+        <w:t xml:space="preserve"> </w:t>
+      </w:r>
+      <w:proofErr w:type="spellStart"/>
+      <w:proofErr w:type="gramStart"/>
+      <w:r>
+        <w:rPr>
+          <w:lang w:val="en-US"/>
+        </w:rPr>
+        <w:t>xsi:type</w:t>
+      </w:r>
+      <w:proofErr w:type="spellEnd"/>
+      <w:proofErr w:type="gramEnd"/>
+      <w:r>
+        <w:rPr>
+          <w:lang w:val="en-US"/>
+        </w:rPr>
+        <w:t>="Ball"&gt;</w:t>
       </w:r>
     </w:p>
     <w:p>
@@ -13695,8 +14365,16 @@
         <w:rPr>
           <w:lang w:val="en-US"/>
         </w:rPr>
-        <w:t>&lt;Radius&gt; &lt;!--</w:t>
-      </w:r>
+        <w:t xml:space="preserve">&lt;Radius&gt; </w:t>
+      </w:r>
+      <w:proofErr w:type="gramStart"/>
+      <w:r>
+        <w:rPr>
+          <w:lang w:val="en-US"/>
+        </w:rPr>
+        <w:t>&lt;!--</w:t>
+      </w:r>
+      <w:proofErr w:type="gramEnd"/>
       <w:r>
         <w:t>Радиус</w:t>
       </w:r>
@@ -13746,7 +14424,15 @@
         <w:t xml:space="preserve">  </w:t>
       </w:r>
       <w:r>
-        <w:t>&lt;/FigureBase&gt;</w:t>
+        <w:t>&lt;/</w:t>
+      </w:r>
+      <w:proofErr w:type="spellStart"/>
+      <w:r>
+        <w:t>FigureBase</w:t>
+      </w:r>
+      <w:proofErr w:type="spellEnd"/>
+      <w:r>
+        <w:t>&gt;</w:t>
       </w:r>
     </w:p>
     <w:p>
@@ -13781,7 +14467,37 @@
         <w:rPr>
           <w:lang w:val="en-US"/>
         </w:rPr>
-        <w:t>&lt;FigureBase xsi:type="Parallelepiped"&gt;</w:t>
+        <w:t>&lt;</w:t>
+      </w:r>
+      <w:proofErr w:type="spellStart"/>
+      <w:r>
+        <w:rPr>
+          <w:lang w:val="en-US"/>
+        </w:rPr>
+        <w:t>FigureBase</w:t>
+      </w:r>
+      <w:proofErr w:type="spellEnd"/>
+      <w:r>
+        <w:rPr>
+          <w:lang w:val="en-US"/>
+        </w:rPr>
+        <w:t xml:space="preserve"> </w:t>
+      </w:r>
+      <w:proofErr w:type="spellStart"/>
+      <w:proofErr w:type="gramStart"/>
+      <w:r>
+        <w:rPr>
+          <w:lang w:val="en-US"/>
+        </w:rPr>
+        <w:t>xsi:type</w:t>
+      </w:r>
+      <w:proofErr w:type="spellEnd"/>
+      <w:proofErr w:type="gramEnd"/>
+      <w:r>
+        <w:rPr>
+          <w:lang w:val="en-US"/>
+        </w:rPr>
+        <w:t>="Parallelepiped"&gt;</w:t>
       </w:r>
     </w:p>
     <w:p>
@@ -13799,8 +14515,16 @@
         <w:rPr>
           <w:lang w:val="en-US"/>
         </w:rPr>
-        <w:t xml:space="preserve">    &lt;Length&gt; &lt;!--</w:t>
-      </w:r>
+        <w:t xml:space="preserve">    &lt;Length&gt; </w:t>
+      </w:r>
+      <w:proofErr w:type="gramStart"/>
+      <w:r>
+        <w:rPr>
+          <w:lang w:val="en-US"/>
+        </w:rPr>
+        <w:t>&lt;!--</w:t>
+      </w:r>
+      <w:proofErr w:type="gramEnd"/>
       <w:r>
         <w:t>Длина</w:t>
       </w:r>
@@ -13850,8 +14574,16 @@
         <w:rPr>
           <w:lang w:val="en-US"/>
         </w:rPr>
-        <w:t xml:space="preserve">    &lt;Width&gt; &lt;!--</w:t>
-      </w:r>
+        <w:t xml:space="preserve">    &lt;Width&gt; </w:t>
+      </w:r>
+      <w:proofErr w:type="gramStart"/>
+      <w:r>
+        <w:rPr>
+          <w:lang w:val="en-US"/>
+        </w:rPr>
+        <w:t>&lt;!--</w:t>
+      </w:r>
+      <w:proofErr w:type="gramEnd"/>
       <w:r>
         <w:t>Ширина</w:t>
       </w:r>
@@ -13902,8 +14634,16 @@
           <w:lang w:val="en-US"/>
         </w:rPr>
         <w:lastRenderedPageBreak/>
-        <w:t xml:space="preserve">    &lt;Height&gt; &lt;!--</w:t>
-      </w:r>
+        <w:t xml:space="preserve">    &lt;Height&gt; </w:t>
+      </w:r>
+      <w:proofErr w:type="gramStart"/>
+      <w:r>
+        <w:rPr>
+          <w:lang w:val="en-US"/>
+        </w:rPr>
+        <w:t>&lt;!--</w:t>
+      </w:r>
+      <w:proofErr w:type="gramEnd"/>
       <w:r>
         <w:t>Высота</w:t>
       </w:r>
@@ -13953,8 +14693,30 @@
         <w:rPr>
           <w:lang w:val="en-US"/>
         </w:rPr>
-        <w:t xml:space="preserve">    &lt;AngleLengthWidth&gt; &lt;!--</w:t>
-      </w:r>
+        <w:t xml:space="preserve">    &lt;</w:t>
+      </w:r>
+      <w:proofErr w:type="spellStart"/>
+      <w:r>
+        <w:rPr>
+          <w:lang w:val="en-US"/>
+        </w:rPr>
+        <w:t>AngleLengthWidth</w:t>
+      </w:r>
+      <w:proofErr w:type="spellEnd"/>
+      <w:r>
+        <w:rPr>
+          <w:lang w:val="en-US"/>
+        </w:rPr>
+        <w:t xml:space="preserve">&gt; </w:t>
+      </w:r>
+      <w:proofErr w:type="gramStart"/>
+      <w:r>
+        <w:rPr>
+          <w:lang w:val="en-US"/>
+        </w:rPr>
+        <w:t>&lt;!--</w:t>
+      </w:r>
+      <w:proofErr w:type="gramEnd"/>
       <w:r>
         <w:t>Угол</w:t>
       </w:r>
@@ -13998,7 +14760,21 @@
         <w:rPr>
           <w:lang w:val="en-US"/>
         </w:rPr>
-        <w:t>&lt;/AngleLengthWidth&gt;</w:t>
+        <w:t>&lt;/</w:t>
+      </w:r>
+      <w:proofErr w:type="spellStart"/>
+      <w:r>
+        <w:rPr>
+          <w:lang w:val="en-US"/>
+        </w:rPr>
+        <w:t>AngleLengthWidth</w:t>
+      </w:r>
+      <w:proofErr w:type="spellEnd"/>
+      <w:r>
+        <w:rPr>
+          <w:lang w:val="en-US"/>
+        </w:rPr>
+        <w:t>&gt;</w:t>
       </w:r>
     </w:p>
     <w:p>
@@ -14016,8 +14792,30 @@
         <w:rPr>
           <w:lang w:val="en-US"/>
         </w:rPr>
-        <w:t xml:space="preserve">    &lt;AngleLengthHeight&gt; &lt;!--</w:t>
-      </w:r>
+        <w:t xml:space="preserve">    &lt;</w:t>
+      </w:r>
+      <w:proofErr w:type="spellStart"/>
+      <w:r>
+        <w:rPr>
+          <w:lang w:val="en-US"/>
+        </w:rPr>
+        <w:t>AngleLengthHeight</w:t>
+      </w:r>
+      <w:proofErr w:type="spellEnd"/>
+      <w:r>
+        <w:rPr>
+          <w:lang w:val="en-US"/>
+        </w:rPr>
+        <w:t xml:space="preserve">&gt; </w:t>
+      </w:r>
+      <w:proofErr w:type="gramStart"/>
+      <w:r>
+        <w:rPr>
+          <w:lang w:val="en-US"/>
+        </w:rPr>
+        <w:t>&lt;!--</w:t>
+      </w:r>
+      <w:proofErr w:type="gramEnd"/>
       <w:r>
         <w:t>Угол</w:t>
       </w:r>
@@ -14061,7 +14859,21 @@
         <w:rPr>
           <w:lang w:val="en-US"/>
         </w:rPr>
-        <w:t>&lt;/AngleLengthHeight&gt;</w:t>
+        <w:t>&lt;/</w:t>
+      </w:r>
+      <w:proofErr w:type="spellStart"/>
+      <w:r>
+        <w:rPr>
+          <w:lang w:val="en-US"/>
+        </w:rPr>
+        <w:t>AngleLengthHeight</w:t>
+      </w:r>
+      <w:proofErr w:type="spellEnd"/>
+      <w:r>
+        <w:rPr>
+          <w:lang w:val="en-US"/>
+        </w:rPr>
+        <w:t>&gt;</w:t>
       </w:r>
     </w:p>
     <w:p>
@@ -14079,7 +14891,15 @@
         <w:t xml:space="preserve">  </w:t>
       </w:r>
       <w:r>
-        <w:t>&lt;/FigureBase&gt;</w:t>
+        <w:t>&lt;/</w:t>
+      </w:r>
+      <w:proofErr w:type="spellStart"/>
+      <w:r>
+        <w:t>FigureBase</w:t>
+      </w:r>
+      <w:proofErr w:type="spellEnd"/>
+      <w:r>
+        <w:t>&gt;</w:t>
       </w:r>
     </w:p>
     <w:p>
@@ -14104,7 +14924,33 @@
         <w:ind w:firstLine="709"/>
       </w:pPr>
       <w:r>
-        <w:t>&lt;FigureBase xsi:type="Pyramid"&gt;</w:t>
+        <w:t>&lt;</w:t>
+      </w:r>
+      <w:proofErr w:type="spellStart"/>
+      <w:r>
+        <w:t>FigureBase</w:t>
+      </w:r>
+      <w:proofErr w:type="spellEnd"/>
+      <w:r>
+        <w:t xml:space="preserve"> </w:t>
+      </w:r>
+      <w:proofErr w:type="spellStart"/>
+      <w:proofErr w:type="gramStart"/>
+      <w:r>
+        <w:t>xsi:type</w:t>
+      </w:r>
+      <w:proofErr w:type="spellEnd"/>
+      <w:proofErr w:type="gramEnd"/>
+      <w:r>
+        <w:t>="</w:t>
+      </w:r>
+      <w:proofErr w:type="spellStart"/>
+      <w:r>
+        <w:t>Pyramid</w:t>
+      </w:r>
+      <w:proofErr w:type="spellEnd"/>
+      <w:r>
+        <w:t>"&gt;</w:t>
       </w:r>
     </w:p>
     <w:p>
@@ -14118,14 +14964,36 @@
         <w:rPr>
           <w:lang w:val="en-US"/>
         </w:rPr>
-        <w:t xml:space="preserve">    &lt;AreaOfBase&gt;</w:t>
-      </w:r>
-      <w:r>
-        <w:rPr>
-          <w:lang w:val="en-US"/>
-        </w:rPr>
-        <w:t xml:space="preserve"> &lt;!--</w:t>
-      </w:r>
+        <w:t xml:space="preserve">    &lt;</w:t>
+      </w:r>
+      <w:proofErr w:type="spellStart"/>
+      <w:r>
+        <w:rPr>
+          <w:lang w:val="en-US"/>
+        </w:rPr>
+        <w:t>AreaOfBase</w:t>
+      </w:r>
+      <w:proofErr w:type="spellEnd"/>
+      <w:r>
+        <w:rPr>
+          <w:lang w:val="en-US"/>
+        </w:rPr>
+        <w:t>&gt;</w:t>
+      </w:r>
+      <w:r>
+        <w:rPr>
+          <w:lang w:val="en-US"/>
+        </w:rPr>
+        <w:t xml:space="preserve"> </w:t>
+      </w:r>
+      <w:proofErr w:type="gramStart"/>
+      <w:r>
+        <w:rPr>
+          <w:lang w:val="en-US"/>
+        </w:rPr>
+        <w:t>&lt;!--</w:t>
+      </w:r>
+      <w:proofErr w:type="gramEnd"/>
       <w:r>
         <w:t>Площадь</w:t>
       </w:r>
@@ -14166,7 +15034,21 @@
         <w:rPr>
           <w:lang w:val="en-US"/>
         </w:rPr>
-        <w:t>&lt;/AreaOfBase&gt;</w:t>
+        <w:t>&lt;/</w:t>
+      </w:r>
+      <w:proofErr w:type="spellStart"/>
+      <w:r>
+        <w:rPr>
+          <w:lang w:val="en-US"/>
+        </w:rPr>
+        <w:t>AreaOfBase</w:t>
+      </w:r>
+      <w:proofErr w:type="spellEnd"/>
+      <w:r>
+        <w:rPr>
+          <w:lang w:val="en-US"/>
+        </w:rPr>
+        <w:t>&gt;</w:t>
       </w:r>
     </w:p>
     <w:p>
@@ -14192,8 +15074,16 @@
         <w:rPr>
           <w:lang w:val="en-US"/>
         </w:rPr>
-        <w:t xml:space="preserve"> &lt;!--</w:t>
-      </w:r>
+        <w:t xml:space="preserve"> </w:t>
+      </w:r>
+      <w:proofErr w:type="gramStart"/>
+      <w:r>
+        <w:rPr>
+          <w:lang w:val="en-US"/>
+        </w:rPr>
+        <w:t>&lt;!--</w:t>
+      </w:r>
+      <w:proofErr w:type="gramEnd"/>
       <w:r>
         <w:t>Высота</w:t>
       </w:r>
@@ -14239,7 +15129,21 @@
         <w:rPr>
           <w:lang w:val="en-US"/>
         </w:rPr>
-        <w:t xml:space="preserve">  &lt;/FigureBase&gt;</w:t>
+        <w:t xml:space="preserve">  &lt;/</w:t>
+      </w:r>
+      <w:proofErr w:type="spellStart"/>
+      <w:r>
+        <w:rPr>
+          <w:lang w:val="en-US"/>
+        </w:rPr>
+        <w:t>FigureBase</w:t>
+      </w:r>
+      <w:proofErr w:type="spellEnd"/>
+      <w:r>
+        <w:rPr>
+          <w:lang w:val="en-US"/>
+        </w:rPr>
+        <w:t>&gt;</w:t>
       </w:r>
     </w:p>
     <w:p>
@@ -14519,6 +15423,7 @@
       <w:r>
         <w:t>радиус шара (</w:t>
       </w:r>
+      <w:proofErr w:type="gramStart"/>
       <w:r>
         <w:rPr>
           <w:i/>
@@ -14528,7 +15433,11 @@
         <w:t>r</w:t>
       </w:r>
       <w:r>
-        <w:t xml:space="preserve"> &gt; 0</w:t>
+        <w:t xml:space="preserve"> &gt;</w:t>
+      </w:r>
+      <w:proofErr w:type="gramEnd"/>
+      <w:r>
+        <w:t xml:space="preserve"> 0</w:t>
       </w:r>
       <w:r>
         <w:t>)</w:t>
@@ -14721,6 +15630,7 @@
       <w:r>
         <w:t>длина параллелепипеда (</w:t>
       </w:r>
+      <w:proofErr w:type="gramStart"/>
       <w:r>
         <w:rPr>
           <w:i/>
@@ -14730,7 +15640,11 @@
         <w:t>a</w:t>
       </w:r>
       <w:r>
-        <w:t xml:space="preserve"> &gt; 0</w:t>
+        <w:t xml:space="preserve"> &gt;</w:t>
+      </w:r>
+      <w:proofErr w:type="gramEnd"/>
+      <w:r>
+        <w:t xml:space="preserve"> 0</w:t>
       </w:r>
       <w:r>
         <w:t>)</w:t>
@@ -14820,6 +15734,7 @@
         </w:rPr>
         <w:t>ширина параллелепипеда (</w:t>
       </w:r>
+      <w:proofErr w:type="gramStart"/>
       <w:r>
         <w:rPr>
           <w:i/>
@@ -14829,7 +15744,11 @@
         <w:t>c</w:t>
       </w:r>
       <w:r>
-        <w:t xml:space="preserve"> &gt; 0</w:t>
+        <w:t xml:space="preserve"> &gt;</w:t>
+      </w:r>
+      <w:proofErr w:type="gramEnd"/>
+      <w:r>
+        <w:t xml:space="preserve"> 0</w:t>
       </w:r>
       <w:r>
         <w:rPr>
@@ -14895,6 +15814,7 @@
         </w:rPr>
         <w:t xml:space="preserve"> – угол между длиной и шириной параллелепипеда (</w:t>
       </w:r>
+      <w:proofErr w:type="gramStart"/>
       <w:r>
         <w:rPr>
           <w:rFonts w:eastAsiaTheme="minorEastAsia" w:cs="Times New Roman"/>
@@ -14907,7 +15827,14 @@
         <w:rPr>
           <w:rFonts w:eastAsiaTheme="minorEastAsia"/>
         </w:rPr>
-        <w:t xml:space="preserve"> &gt; 0</w:t>
+        <w:t xml:space="preserve"> &gt;</w:t>
+      </w:r>
+      <w:proofErr w:type="gramEnd"/>
+      <w:r>
+        <w:rPr>
+          <w:rFonts w:eastAsiaTheme="minorEastAsia"/>
+        </w:rPr>
+        <w:t xml:space="preserve"> 0</w:t>
       </w:r>
       <w:r>
         <w:rPr>
@@ -15006,6 +15933,7 @@
         </w:rPr>
         <w:t xml:space="preserve"> – угол между длиной и высотой параллелепипеда (</w:t>
       </w:r>
+      <w:proofErr w:type="gramStart"/>
       <w:r>
         <w:rPr>
           <w:rFonts w:eastAsiaTheme="minorEastAsia" w:cs="Times New Roman"/>
@@ -15018,7 +15946,14 @@
         <w:rPr>
           <w:rFonts w:eastAsiaTheme="minorEastAsia"/>
         </w:rPr>
-        <w:t xml:space="preserve"> &gt; 0</w:t>
+        <w:t xml:space="preserve"> &gt;</w:t>
+      </w:r>
+      <w:proofErr w:type="gramEnd"/>
+      <w:r>
+        <w:rPr>
+          <w:rFonts w:eastAsiaTheme="minorEastAsia"/>
+        </w:rPr>
+        <w:t xml:space="preserve"> 0</w:t>
       </w:r>
       <w:r>
         <w:rPr>

--- a/лр5 Тупикова А. А..docx
+++ b/лр5 Тупикова А. А..docx
@@ -8029,13 +8029,7 @@
         <w:t>5</w:t>
       </w:r>
       <w:r>
-        <w:t xml:space="preserve">. Описание </w:t>
-      </w:r>
-      <w:r>
-        <w:t>интерфейса</w:t>
-      </w:r>
-      <w:r>
-        <w:t xml:space="preserve"> </w:t>
+        <w:t xml:space="preserve">. Описание интерфейса </w:t>
       </w:r>
       <w:proofErr w:type="spellStart"/>
       <w:r>
@@ -8056,9 +8050,9 @@
         <w:tblLook w:val="04A0" w:firstRow="1" w:lastRow="0" w:firstColumn="1" w:lastColumn="0" w:noHBand="0" w:noVBand="1"/>
       </w:tblPr>
       <w:tblGrid>
-        <w:gridCol w:w="2836"/>
-        <w:gridCol w:w="922"/>
-        <w:gridCol w:w="6438"/>
+        <w:gridCol w:w="2837"/>
+        <w:gridCol w:w="1411"/>
+        <w:gridCol w:w="5948"/>
       </w:tblGrid>
       <w:tr>
         <w:tc>
@@ -8100,7 +8094,7 @@
         </w:tc>
         <w:tc>
           <w:tcPr>
-            <w:tcW w:w="452" w:type="pct"/>
+            <w:tcW w:w="692" w:type="pct"/>
             <w:tcBorders>
               <w:top w:val="single" w:sz="4" w:space="0" w:color="auto"/>
               <w:left w:val="single" w:sz="4" w:space="0" w:color="auto"/>
@@ -8137,7 +8131,7 @@
         </w:tc>
         <w:tc>
           <w:tcPr>
-            <w:tcW w:w="3157" w:type="pct"/>
+            <w:tcW w:w="2917" w:type="pct"/>
             <w:tcBorders>
               <w:top w:val="single" w:sz="4" w:space="0" w:color="auto"/>
               <w:left w:val="single" w:sz="4" w:space="0" w:color="auto"/>
@@ -8365,23 +8359,14 @@
                 <w:szCs w:val="24"/>
                 <w:lang w:val="en-US"/>
               </w:rPr>
-              <w:t>Figure</w:t>
-            </w:r>
-            <w:r>
-              <w:rPr>
-                <w:rFonts w:cs="Times New Roman"/>
-                <w:sz w:val="24"/>
-                <w:szCs w:val="24"/>
-                <w:lang w:val="en-US"/>
-              </w:rPr>
-              <w:t>Interface</w:t>
+              <w:t>FigureInterface</w:t>
             </w:r>
             <w:proofErr w:type="spellEnd"/>
           </w:p>
         </w:tc>
         <w:tc>
           <w:tcPr>
-            <w:tcW w:w="452" w:type="pct"/>
+            <w:tcW w:w="692" w:type="pct"/>
             <w:tcBorders>
               <w:top w:val="single" w:sz="4" w:space="0" w:color="auto"/>
               <w:left w:val="single" w:sz="4" w:space="0" w:color="auto"/>
@@ -8403,6 +8388,7 @@
                 <w:lang w:val="en-US"/>
               </w:rPr>
             </w:pPr>
+            <w:proofErr w:type="spellStart"/>
             <w:r>
               <w:rPr>
                 <w:rFonts w:cs="Times New Roman"/>
@@ -8410,13 +8396,14 @@
                 <w:szCs w:val="24"/>
                 <w:lang w:val="en-US"/>
               </w:rPr>
-              <w:t>string</w:t>
-            </w:r>
+              <w:t>FigureBase</w:t>
+            </w:r>
+            <w:proofErr w:type="spellEnd"/>
           </w:p>
         </w:tc>
         <w:tc>
           <w:tcPr>
-            <w:tcW w:w="3157" w:type="pct"/>
+            <w:tcW w:w="2917" w:type="pct"/>
             <w:tcBorders>
               <w:top w:val="single" w:sz="4" w:space="0" w:color="auto"/>
               <w:left w:val="single" w:sz="4" w:space="0" w:color="auto"/>
@@ -8443,8 +8430,39 @@
                 <w:sz w:val="24"/>
                 <w:szCs w:val="24"/>
               </w:rPr>
-              <w:t>Свойство, предоставляющее интерфейс</w:t>
-            </w:r>
+              <w:t>Фигура.</w:t>
+            </w:r>
+          </w:p>
+          <w:p>
+            <w:pPr>
+              <w:spacing w:line="276" w:lineRule="auto"/>
+              <w:ind w:firstLine="0"/>
+              <w:jc w:val="left"/>
+              <w:rPr>
+                <w:rFonts w:cs="Times New Roman"/>
+                <w:sz w:val="24"/>
+                <w:szCs w:val="24"/>
+              </w:rPr>
+            </w:pPr>
+            <w:r>
+              <w:rPr>
+                <w:rFonts w:cs="Times New Roman"/>
+                <w:sz w:val="24"/>
+                <w:szCs w:val="24"/>
+              </w:rPr>
+              <w:t xml:space="preserve">Объект абстрактного класса </w:t>
+            </w:r>
+            <w:proofErr w:type="spellStart"/>
+            <w:r>
+              <w:rPr>
+                <w:rFonts w:cs="Times New Roman"/>
+                <w:sz w:val="24"/>
+                <w:szCs w:val="24"/>
+                <w:lang w:val="en-US"/>
+              </w:rPr>
+              <w:t>FigureBase</w:t>
+            </w:r>
+            <w:proofErr w:type="spellEnd"/>
           </w:p>
         </w:tc>
       </w:tr>
@@ -8457,6 +8475,1609 @@
     <w:p>
       <w:pPr>
         <w:ind w:firstLine="709"/>
+        <w:rPr>
+          <w:szCs w:val="28"/>
+        </w:rPr>
+      </w:pPr>
+      <w:r>
+        <w:rPr>
+          <w:rFonts w:cs="Times New Roman"/>
+          <w:szCs w:val="28"/>
+        </w:rPr>
+        <w:t xml:space="preserve">В таблицах </w:t>
+      </w:r>
+      <w:r>
+        <w:rPr>
+          <w:rFonts w:cs="Times New Roman"/>
+          <w:szCs w:val="28"/>
+        </w:rPr>
+        <w:t>6</w:t>
+      </w:r>
+      <w:r>
+        <w:rPr>
+          <w:rFonts w:cs="Times New Roman"/>
+          <w:szCs w:val="28"/>
+        </w:rPr>
+        <w:t xml:space="preserve"> – </w:t>
+      </w:r>
+      <w:r>
+        <w:rPr>
+          <w:rFonts w:cs="Times New Roman"/>
+          <w:szCs w:val="28"/>
+        </w:rPr>
+        <w:t>8</w:t>
+      </w:r>
+      <w:r>
+        <w:rPr>
+          <w:rFonts w:cs="Times New Roman"/>
+          <w:szCs w:val="28"/>
+        </w:rPr>
+        <w:t xml:space="preserve"> приведены описания классов</w:t>
+      </w:r>
+      <w:r>
+        <w:rPr>
+          <w:rFonts w:cs="Times New Roman"/>
+          <w:szCs w:val="28"/>
+        </w:rPr>
+        <w:t xml:space="preserve"> </w:t>
+      </w:r>
+      <w:proofErr w:type="spellStart"/>
+      <w:r>
+        <w:rPr>
+          <w:rFonts w:cs="Times New Roman"/>
+          <w:i/>
+          <w:iCs/>
+          <w:szCs w:val="28"/>
+          <w:lang w:val="en-US"/>
+        </w:rPr>
+        <w:t>Ball</w:t>
+      </w:r>
+      <w:r>
+        <w:rPr>
+          <w:rFonts w:cs="Times New Roman"/>
+          <w:i/>
+          <w:iCs/>
+          <w:szCs w:val="28"/>
+          <w:lang w:val="en-US"/>
+        </w:rPr>
+        <w:t>UserControl</w:t>
+      </w:r>
+      <w:proofErr w:type="spellEnd"/>
+      <w:r>
+        <w:rPr>
+          <w:rFonts w:cs="Times New Roman"/>
+          <w:szCs w:val="28"/>
+        </w:rPr>
+        <w:t xml:space="preserve">, </w:t>
+      </w:r>
+      <w:r>
+        <w:rPr>
+          <w:rFonts w:cs="Times New Roman"/>
+          <w:szCs w:val="28"/>
+        </w:rPr>
+        <w:br/>
+      </w:r>
+      <w:proofErr w:type="spellStart"/>
+      <w:r>
+        <w:rPr>
+          <w:rFonts w:cs="Times New Roman"/>
+          <w:i/>
+          <w:iCs/>
+          <w:szCs w:val="28"/>
+          <w:lang w:val="en-US"/>
+        </w:rPr>
+        <w:t>Parallelepiped</w:t>
+      </w:r>
+      <w:r>
+        <w:rPr>
+          <w:rFonts w:cs="Times New Roman"/>
+          <w:i/>
+          <w:iCs/>
+          <w:szCs w:val="28"/>
+          <w:lang w:val="en-US"/>
+        </w:rPr>
+        <w:t>UserControl</w:t>
+      </w:r>
+      <w:proofErr w:type="spellEnd"/>
+      <w:r>
+        <w:rPr>
+          <w:rFonts w:cs="Times New Roman"/>
+          <w:szCs w:val="28"/>
+        </w:rPr>
+        <w:t xml:space="preserve"> и </w:t>
+      </w:r>
+      <w:proofErr w:type="spellStart"/>
+      <w:r>
+        <w:rPr>
+          <w:rFonts w:cs="Times New Roman"/>
+          <w:i/>
+          <w:iCs/>
+          <w:szCs w:val="28"/>
+          <w:lang w:val="en-US"/>
+        </w:rPr>
+        <w:t>Pyramid</w:t>
+      </w:r>
+      <w:r>
+        <w:rPr>
+          <w:rFonts w:cs="Times New Roman"/>
+          <w:i/>
+          <w:iCs/>
+          <w:szCs w:val="28"/>
+          <w:lang w:val="en-US"/>
+        </w:rPr>
+        <w:t>UserControl</w:t>
+      </w:r>
+      <w:proofErr w:type="spellEnd"/>
+      <w:r>
+        <w:rPr>
+          <w:rFonts w:cs="Times New Roman"/>
+          <w:szCs w:val="28"/>
+        </w:rPr>
+        <w:t>,</w:t>
+      </w:r>
+      <w:r>
+        <w:t xml:space="preserve"> которые </w:t>
+      </w:r>
+      <w:r>
+        <w:t>реализуются</w:t>
+      </w:r>
+      <w:r>
+        <w:t>,</w:t>
+      </w:r>
+      <w:r>
+        <w:t xml:space="preserve"> </w:t>
+      </w:r>
+      <w:r>
+        <w:rPr>
+          <w:szCs w:val="28"/>
+        </w:rPr>
+        <w:t>используя</w:t>
+      </w:r>
+      <w:r>
+        <w:rPr>
+          <w:szCs w:val="28"/>
+        </w:rPr>
+        <w:t xml:space="preserve"> </w:t>
+      </w:r>
+      <w:r>
+        <w:rPr>
+          <w:szCs w:val="28"/>
+        </w:rPr>
+        <w:br/>
+      </w:r>
+      <w:proofErr w:type="spellStart"/>
+      <w:r>
+        <w:rPr>
+          <w:i/>
+          <w:iCs/>
+          <w:lang w:val="en-US"/>
+        </w:rPr>
+        <w:t>IAddFigure</w:t>
+      </w:r>
+      <w:proofErr w:type="spellEnd"/>
+      <w:r>
+        <w:rPr>
+          <w:szCs w:val="28"/>
+        </w:rPr>
+        <w:t>.</w:t>
+      </w:r>
+    </w:p>
+    <w:p>
+      <w:pPr>
+        <w:ind w:firstLine="0"/>
+      </w:pPr>
+    </w:p>
+    <w:p>
+      <w:pPr>
+        <w:ind w:firstLine="0"/>
+        <w:rPr>
+          <w:lang w:val="en-US"/>
+        </w:rPr>
+      </w:pPr>
+      <w:r>
+        <w:t xml:space="preserve">Таблица </w:t>
+      </w:r>
+      <w:r>
+        <w:rPr>
+          <w:lang w:val="en-US"/>
+        </w:rPr>
+        <w:t>6</w:t>
+      </w:r>
+      <w:r>
+        <w:t xml:space="preserve">. Описание </w:t>
+      </w:r>
+      <w:r>
+        <w:t>класс</w:t>
+      </w:r>
+      <w:r>
+        <w:t xml:space="preserve"> </w:t>
+      </w:r>
+      <w:proofErr w:type="spellStart"/>
+      <w:r>
+        <w:rPr>
+          <w:i/>
+          <w:iCs/>
+          <w:lang w:val="en-US"/>
+        </w:rPr>
+        <w:t>BallUserControl</w:t>
+      </w:r>
+      <w:proofErr w:type="spellEnd"/>
+    </w:p>
+    <w:tbl>
+      <w:tblPr>
+        <w:tblStyle w:val="a6"/>
+        <w:tblW w:w="5000" w:type="pct"/>
+        <w:tblInd w:w="0" w:type="dxa"/>
+        <w:tblLook w:val="04A0" w:firstRow="1" w:lastRow="0" w:firstColumn="1" w:lastColumn="0" w:noHBand="0" w:noVBand="1"/>
+      </w:tblPr>
+      <w:tblGrid>
+        <w:gridCol w:w="2837"/>
+        <w:gridCol w:w="1411"/>
+        <w:gridCol w:w="5948"/>
+      </w:tblGrid>
+      <w:tr>
+        <w:tc>
+          <w:tcPr>
+            <w:tcW w:w="1391" w:type="pct"/>
+            <w:tcBorders>
+              <w:top w:val="single" w:sz="4" w:space="0" w:color="auto"/>
+              <w:left w:val="single" w:sz="4" w:space="0" w:color="auto"/>
+              <w:bottom w:val="single" w:sz="4" w:space="0" w:color="auto"/>
+              <w:right w:val="single" w:sz="4" w:space="0" w:color="auto"/>
+            </w:tcBorders>
+            <w:vAlign w:val="center"/>
+            <w:hideMark/>
+          </w:tcPr>
+          <w:p>
+            <w:pPr>
+              <w:spacing w:line="276" w:lineRule="auto"/>
+              <w:ind w:firstLine="0"/>
+              <w:jc w:val="center"/>
+              <w:rPr>
+                <w:rFonts w:cs="Times New Roman"/>
+                <w:b/>
+                <w:bCs/>
+                <w:sz w:val="24"/>
+                <w:szCs w:val="24"/>
+              </w:rPr>
+            </w:pPr>
+            <w:r>
+              <w:rPr>
+                <w:rFonts w:cs="Times New Roman"/>
+                <w:b/>
+                <w:bCs/>
+                <w:sz w:val="24"/>
+                <w:szCs w:val="24"/>
+              </w:rPr>
+              <w:t>Название</w:t>
+            </w:r>
+          </w:p>
+        </w:tc>
+        <w:tc>
+          <w:tcPr>
+            <w:tcW w:w="692" w:type="pct"/>
+            <w:tcBorders>
+              <w:top w:val="single" w:sz="4" w:space="0" w:color="auto"/>
+              <w:left w:val="single" w:sz="4" w:space="0" w:color="auto"/>
+              <w:bottom w:val="single" w:sz="4" w:space="0" w:color="auto"/>
+              <w:right w:val="single" w:sz="4" w:space="0" w:color="auto"/>
+            </w:tcBorders>
+            <w:vAlign w:val="center"/>
+            <w:hideMark/>
+          </w:tcPr>
+          <w:p>
+            <w:pPr>
+              <w:spacing w:line="276" w:lineRule="auto"/>
+              <w:ind w:firstLine="0"/>
+              <w:jc w:val="center"/>
+              <w:rPr>
+                <w:rFonts w:cs="Times New Roman"/>
+                <w:b/>
+                <w:bCs/>
+                <w:sz w:val="24"/>
+                <w:szCs w:val="24"/>
+              </w:rPr>
+            </w:pPr>
+            <w:r>
+              <w:rPr>
+                <w:rFonts w:cs="Times New Roman"/>
+                <w:b/>
+                <w:bCs/>
+                <w:sz w:val="24"/>
+                <w:szCs w:val="24"/>
+              </w:rPr>
+              <w:t>Тип</w:t>
+            </w:r>
+          </w:p>
+        </w:tc>
+        <w:tc>
+          <w:tcPr>
+            <w:tcW w:w="2917" w:type="pct"/>
+            <w:tcBorders>
+              <w:top w:val="single" w:sz="4" w:space="0" w:color="auto"/>
+              <w:left w:val="single" w:sz="4" w:space="0" w:color="auto"/>
+              <w:bottom w:val="single" w:sz="4" w:space="0" w:color="auto"/>
+              <w:right w:val="single" w:sz="4" w:space="0" w:color="auto"/>
+            </w:tcBorders>
+            <w:vAlign w:val="center"/>
+            <w:hideMark/>
+          </w:tcPr>
+          <w:p>
+            <w:pPr>
+              <w:spacing w:line="276" w:lineRule="auto"/>
+              <w:ind w:firstLine="0"/>
+              <w:jc w:val="center"/>
+              <w:rPr>
+                <w:rFonts w:cs="Times New Roman"/>
+                <w:b/>
+                <w:bCs/>
+                <w:sz w:val="24"/>
+                <w:szCs w:val="24"/>
+              </w:rPr>
+            </w:pPr>
+            <w:r>
+              <w:rPr>
+                <w:rFonts w:cs="Times New Roman"/>
+                <w:b/>
+                <w:bCs/>
+                <w:sz w:val="24"/>
+                <w:szCs w:val="24"/>
+              </w:rPr>
+              <w:t>Описание</w:t>
+            </w:r>
+          </w:p>
+        </w:tc>
+      </w:tr>
+      <w:tr>
+        <w:tc>
+          <w:tcPr>
+            <w:tcW w:w="5000" w:type="pct"/>
+            <w:gridSpan w:val="3"/>
+            <w:tcBorders>
+              <w:top w:val="single" w:sz="4" w:space="0" w:color="auto"/>
+              <w:left w:val="single" w:sz="4" w:space="0" w:color="auto"/>
+              <w:bottom w:val="single" w:sz="4" w:space="0" w:color="auto"/>
+              <w:right w:val="single" w:sz="4" w:space="0" w:color="auto"/>
+            </w:tcBorders>
+            <w:vAlign w:val="center"/>
+            <w:hideMark/>
+          </w:tcPr>
+          <w:p>
+            <w:pPr>
+              <w:spacing w:line="276" w:lineRule="auto"/>
+              <w:ind w:firstLine="0"/>
+              <w:jc w:val="center"/>
+              <w:rPr>
+                <w:rFonts w:cs="Times New Roman"/>
+                <w:sz w:val="24"/>
+                <w:szCs w:val="24"/>
+                <w:lang w:val="en-US"/>
+              </w:rPr>
+            </w:pPr>
+            <w:r>
+              <w:rPr>
+                <w:rFonts w:cs="Times New Roman"/>
+                <w:sz w:val="24"/>
+                <w:szCs w:val="24"/>
+              </w:rPr>
+              <w:t xml:space="preserve">Описание </w:t>
+            </w:r>
+            <w:r>
+              <w:rPr>
+                <w:rFonts w:cs="Times New Roman"/>
+                <w:sz w:val="24"/>
+                <w:szCs w:val="24"/>
+              </w:rPr>
+              <w:t>интерфейса</w:t>
+            </w:r>
+          </w:p>
+        </w:tc>
+      </w:tr>
+      <w:tr>
+        <w:tc>
+          <w:tcPr>
+            <w:tcW w:w="5000" w:type="pct"/>
+            <w:gridSpan w:val="3"/>
+            <w:tcBorders>
+              <w:top w:val="single" w:sz="4" w:space="0" w:color="auto"/>
+              <w:left w:val="single" w:sz="4" w:space="0" w:color="auto"/>
+              <w:bottom w:val="single" w:sz="4" w:space="0" w:color="auto"/>
+              <w:right w:val="single" w:sz="4" w:space="0" w:color="auto"/>
+            </w:tcBorders>
+            <w:vAlign w:val="center"/>
+            <w:hideMark/>
+          </w:tcPr>
+          <w:p>
+            <w:pPr>
+              <w:spacing w:line="276" w:lineRule="auto"/>
+              <w:ind w:firstLine="0"/>
+              <w:jc w:val="left"/>
+              <w:rPr>
+                <w:rFonts w:cs="Times New Roman"/>
+                <w:sz w:val="24"/>
+                <w:szCs w:val="24"/>
+              </w:rPr>
+            </w:pPr>
+            <w:r>
+              <w:rPr>
+                <w:rFonts w:cs="Times New Roman"/>
+                <w:sz w:val="24"/>
+                <w:szCs w:val="24"/>
+              </w:rPr>
+              <w:t>Интерфейс</w:t>
+            </w:r>
+            <w:r>
+              <w:rPr>
+                <w:rFonts w:cs="Times New Roman"/>
+                <w:sz w:val="24"/>
+                <w:szCs w:val="24"/>
+              </w:rPr>
+              <w:t xml:space="preserve"> </w:t>
+            </w:r>
+            <w:proofErr w:type="spellStart"/>
+            <w:r>
+              <w:rPr>
+                <w:i/>
+                <w:iCs/>
+                <w:lang w:val="en-US"/>
+              </w:rPr>
+              <w:t>BallUserControl</w:t>
+            </w:r>
+            <w:proofErr w:type="spellEnd"/>
+            <w:r>
+              <w:rPr>
+                <w:rFonts w:cs="Times New Roman"/>
+                <w:sz w:val="24"/>
+                <w:szCs w:val="24"/>
+              </w:rPr>
+              <w:t xml:space="preserve"> – </w:t>
+            </w:r>
+            <w:r>
+              <w:rPr>
+                <w:rFonts w:cs="Times New Roman"/>
+                <w:sz w:val="24"/>
+                <w:szCs w:val="24"/>
+              </w:rPr>
+              <w:t>класс пользовательской формы Шар.</w:t>
+            </w:r>
+          </w:p>
+        </w:tc>
+      </w:tr>
+      <w:tr>
+        <w:tc>
+          <w:tcPr>
+            <w:tcW w:w="5000" w:type="pct"/>
+            <w:gridSpan w:val="3"/>
+            <w:tcBorders>
+              <w:top w:val="single" w:sz="4" w:space="0" w:color="auto"/>
+              <w:left w:val="single" w:sz="4" w:space="0" w:color="auto"/>
+              <w:bottom w:val="single" w:sz="4" w:space="0" w:color="auto"/>
+              <w:right w:val="single" w:sz="4" w:space="0" w:color="auto"/>
+            </w:tcBorders>
+            <w:vAlign w:val="center"/>
+            <w:hideMark/>
+          </w:tcPr>
+          <w:p>
+            <w:pPr>
+              <w:spacing w:line="276" w:lineRule="auto"/>
+              <w:ind w:firstLine="0"/>
+              <w:jc w:val="center"/>
+              <w:rPr>
+                <w:rFonts w:cs="Times New Roman"/>
+                <w:sz w:val="24"/>
+                <w:szCs w:val="24"/>
+              </w:rPr>
+            </w:pPr>
+            <w:r>
+              <w:rPr>
+                <w:rFonts w:cs="Times New Roman"/>
+                <w:sz w:val="24"/>
+                <w:szCs w:val="24"/>
+              </w:rPr>
+              <w:t>Свойства</w:t>
+            </w:r>
+          </w:p>
+        </w:tc>
+      </w:tr>
+      <w:tr>
+        <w:tc>
+          <w:tcPr>
+            <w:tcW w:w="1391" w:type="pct"/>
+            <w:tcBorders>
+              <w:top w:val="single" w:sz="4" w:space="0" w:color="auto"/>
+              <w:left w:val="single" w:sz="4" w:space="0" w:color="auto"/>
+              <w:bottom w:val="single" w:sz="4" w:space="0" w:color="auto"/>
+              <w:right w:val="single" w:sz="4" w:space="0" w:color="auto"/>
+            </w:tcBorders>
+            <w:vAlign w:val="center"/>
+            <w:hideMark/>
+          </w:tcPr>
+          <w:p>
+            <w:pPr>
+              <w:spacing w:line="276" w:lineRule="auto"/>
+              <w:ind w:firstLine="0"/>
+              <w:jc w:val="left"/>
+              <w:rPr>
+                <w:rFonts w:cs="Times New Roman"/>
+                <w:sz w:val="24"/>
+                <w:szCs w:val="24"/>
+                <w:lang w:val="en-US"/>
+              </w:rPr>
+            </w:pPr>
+            <w:r>
+              <w:rPr>
+                <w:rFonts w:cs="Times New Roman"/>
+                <w:sz w:val="24"/>
+                <w:szCs w:val="24"/>
+              </w:rPr>
+              <w:t xml:space="preserve">+ </w:t>
+            </w:r>
+            <w:proofErr w:type="spellStart"/>
+            <w:r>
+              <w:rPr>
+                <w:rFonts w:cs="Times New Roman"/>
+                <w:sz w:val="24"/>
+                <w:szCs w:val="24"/>
+                <w:lang w:val="en-US"/>
+              </w:rPr>
+              <w:t>FigureInterface</w:t>
+            </w:r>
+            <w:proofErr w:type="spellEnd"/>
+          </w:p>
+        </w:tc>
+        <w:tc>
+          <w:tcPr>
+            <w:tcW w:w="692" w:type="pct"/>
+            <w:tcBorders>
+              <w:top w:val="single" w:sz="4" w:space="0" w:color="auto"/>
+              <w:left w:val="single" w:sz="4" w:space="0" w:color="auto"/>
+              <w:bottom w:val="single" w:sz="4" w:space="0" w:color="auto"/>
+              <w:right w:val="single" w:sz="4" w:space="0" w:color="auto"/>
+            </w:tcBorders>
+            <w:vAlign w:val="center"/>
+            <w:hideMark/>
+          </w:tcPr>
+          <w:p>
+            <w:pPr>
+              <w:spacing w:line="276" w:lineRule="auto"/>
+              <w:ind w:firstLine="0"/>
+              <w:jc w:val="center"/>
+              <w:rPr>
+                <w:rFonts w:cs="Times New Roman"/>
+                <w:sz w:val="24"/>
+                <w:szCs w:val="24"/>
+                <w:lang w:val="en-US"/>
+              </w:rPr>
+            </w:pPr>
+            <w:proofErr w:type="spellStart"/>
+            <w:r>
+              <w:rPr>
+                <w:rFonts w:cs="Times New Roman"/>
+                <w:sz w:val="24"/>
+                <w:szCs w:val="24"/>
+                <w:lang w:val="en-US"/>
+              </w:rPr>
+              <w:t>FigureBase</w:t>
+            </w:r>
+            <w:proofErr w:type="spellEnd"/>
+          </w:p>
+        </w:tc>
+        <w:tc>
+          <w:tcPr>
+            <w:tcW w:w="2917" w:type="pct"/>
+            <w:tcBorders>
+              <w:top w:val="single" w:sz="4" w:space="0" w:color="auto"/>
+              <w:left w:val="single" w:sz="4" w:space="0" w:color="auto"/>
+              <w:bottom w:val="single" w:sz="4" w:space="0" w:color="auto"/>
+              <w:right w:val="single" w:sz="4" w:space="0" w:color="auto"/>
+            </w:tcBorders>
+            <w:vAlign w:val="center"/>
+            <w:hideMark/>
+          </w:tcPr>
+          <w:p>
+            <w:pPr>
+              <w:spacing w:line="276" w:lineRule="auto"/>
+              <w:ind w:firstLine="0"/>
+              <w:jc w:val="left"/>
+              <w:rPr>
+                <w:rFonts w:cs="Times New Roman"/>
+                <w:sz w:val="24"/>
+                <w:szCs w:val="24"/>
+              </w:rPr>
+            </w:pPr>
+            <w:r>
+              <w:rPr>
+                <w:rFonts w:cs="Times New Roman"/>
+                <w:sz w:val="24"/>
+                <w:szCs w:val="24"/>
+              </w:rPr>
+              <w:t>Чтение, вводимых пользователем параметров фигуры Шар.</w:t>
+            </w:r>
+          </w:p>
+        </w:tc>
+      </w:tr>
+    </w:tbl>
+    <w:p>
+      <w:pPr>
+        <w:ind w:firstLine="0"/>
+      </w:pPr>
+    </w:p>
+    <w:p>
+      <w:pPr>
+        <w:ind w:firstLine="0"/>
+        <w:rPr>
+          <w:lang w:val="en-US"/>
+        </w:rPr>
+      </w:pPr>
+      <w:r>
+        <w:t xml:space="preserve">Таблица </w:t>
+      </w:r>
+      <w:r>
+        <w:t>7</w:t>
+      </w:r>
+      <w:r>
+        <w:t xml:space="preserve">. Описание класс </w:t>
+      </w:r>
+      <w:proofErr w:type="spellStart"/>
+      <w:r>
+        <w:rPr>
+          <w:i/>
+          <w:iCs/>
+          <w:lang w:val="en-US"/>
+        </w:rPr>
+        <w:t>Parallelepiped</w:t>
+      </w:r>
+      <w:r>
+        <w:rPr>
+          <w:i/>
+          <w:iCs/>
+          <w:lang w:val="en-US"/>
+        </w:rPr>
+        <w:t>UserControl</w:t>
+      </w:r>
+      <w:proofErr w:type="spellEnd"/>
+    </w:p>
+    <w:tbl>
+      <w:tblPr>
+        <w:tblStyle w:val="a6"/>
+        <w:tblW w:w="5000" w:type="pct"/>
+        <w:tblInd w:w="0" w:type="dxa"/>
+        <w:tblLook w:val="04A0" w:firstRow="1" w:lastRow="0" w:firstColumn="1" w:lastColumn="0" w:noHBand="0" w:noVBand="1"/>
+      </w:tblPr>
+      <w:tblGrid>
+        <w:gridCol w:w="2837"/>
+        <w:gridCol w:w="1411"/>
+        <w:gridCol w:w="5948"/>
+      </w:tblGrid>
+      <w:tr>
+        <w:tc>
+          <w:tcPr>
+            <w:tcW w:w="1391" w:type="pct"/>
+            <w:tcBorders>
+              <w:top w:val="single" w:sz="4" w:space="0" w:color="auto"/>
+              <w:left w:val="single" w:sz="4" w:space="0" w:color="auto"/>
+              <w:bottom w:val="single" w:sz="4" w:space="0" w:color="auto"/>
+              <w:right w:val="single" w:sz="4" w:space="0" w:color="auto"/>
+            </w:tcBorders>
+            <w:vAlign w:val="center"/>
+            <w:hideMark/>
+          </w:tcPr>
+          <w:p>
+            <w:pPr>
+              <w:spacing w:line="276" w:lineRule="auto"/>
+              <w:ind w:firstLine="0"/>
+              <w:jc w:val="center"/>
+              <w:rPr>
+                <w:rFonts w:cs="Times New Roman"/>
+                <w:b/>
+                <w:bCs/>
+                <w:sz w:val="24"/>
+                <w:szCs w:val="24"/>
+              </w:rPr>
+            </w:pPr>
+            <w:r>
+              <w:rPr>
+                <w:rFonts w:cs="Times New Roman"/>
+                <w:b/>
+                <w:bCs/>
+                <w:sz w:val="24"/>
+                <w:szCs w:val="24"/>
+              </w:rPr>
+              <w:t>Название</w:t>
+            </w:r>
+          </w:p>
+        </w:tc>
+        <w:tc>
+          <w:tcPr>
+            <w:tcW w:w="692" w:type="pct"/>
+            <w:tcBorders>
+              <w:top w:val="single" w:sz="4" w:space="0" w:color="auto"/>
+              <w:left w:val="single" w:sz="4" w:space="0" w:color="auto"/>
+              <w:bottom w:val="single" w:sz="4" w:space="0" w:color="auto"/>
+              <w:right w:val="single" w:sz="4" w:space="0" w:color="auto"/>
+            </w:tcBorders>
+            <w:vAlign w:val="center"/>
+            <w:hideMark/>
+          </w:tcPr>
+          <w:p>
+            <w:pPr>
+              <w:spacing w:line="276" w:lineRule="auto"/>
+              <w:ind w:firstLine="0"/>
+              <w:jc w:val="center"/>
+              <w:rPr>
+                <w:rFonts w:cs="Times New Roman"/>
+                <w:b/>
+                <w:bCs/>
+                <w:sz w:val="24"/>
+                <w:szCs w:val="24"/>
+              </w:rPr>
+            </w:pPr>
+            <w:r>
+              <w:rPr>
+                <w:rFonts w:cs="Times New Roman"/>
+                <w:b/>
+                <w:bCs/>
+                <w:sz w:val="24"/>
+                <w:szCs w:val="24"/>
+              </w:rPr>
+              <w:t>Тип</w:t>
+            </w:r>
+          </w:p>
+        </w:tc>
+        <w:tc>
+          <w:tcPr>
+            <w:tcW w:w="2917" w:type="pct"/>
+            <w:tcBorders>
+              <w:top w:val="single" w:sz="4" w:space="0" w:color="auto"/>
+              <w:left w:val="single" w:sz="4" w:space="0" w:color="auto"/>
+              <w:bottom w:val="single" w:sz="4" w:space="0" w:color="auto"/>
+              <w:right w:val="single" w:sz="4" w:space="0" w:color="auto"/>
+            </w:tcBorders>
+            <w:vAlign w:val="center"/>
+            <w:hideMark/>
+          </w:tcPr>
+          <w:p>
+            <w:pPr>
+              <w:spacing w:line="276" w:lineRule="auto"/>
+              <w:ind w:firstLine="0"/>
+              <w:jc w:val="center"/>
+              <w:rPr>
+                <w:rFonts w:cs="Times New Roman"/>
+                <w:b/>
+                <w:bCs/>
+                <w:sz w:val="24"/>
+                <w:szCs w:val="24"/>
+              </w:rPr>
+            </w:pPr>
+            <w:r>
+              <w:rPr>
+                <w:rFonts w:cs="Times New Roman"/>
+                <w:b/>
+                <w:bCs/>
+                <w:sz w:val="24"/>
+                <w:szCs w:val="24"/>
+              </w:rPr>
+              <w:t>Описание</w:t>
+            </w:r>
+          </w:p>
+        </w:tc>
+      </w:tr>
+      <w:tr>
+        <w:tc>
+          <w:tcPr>
+            <w:tcW w:w="5000" w:type="pct"/>
+            <w:gridSpan w:val="3"/>
+            <w:tcBorders>
+              <w:top w:val="single" w:sz="4" w:space="0" w:color="auto"/>
+              <w:left w:val="single" w:sz="4" w:space="0" w:color="auto"/>
+              <w:bottom w:val="single" w:sz="4" w:space="0" w:color="auto"/>
+              <w:right w:val="single" w:sz="4" w:space="0" w:color="auto"/>
+            </w:tcBorders>
+            <w:vAlign w:val="center"/>
+            <w:hideMark/>
+          </w:tcPr>
+          <w:p>
+            <w:pPr>
+              <w:spacing w:line="276" w:lineRule="auto"/>
+              <w:ind w:firstLine="0"/>
+              <w:jc w:val="center"/>
+              <w:rPr>
+                <w:rFonts w:cs="Times New Roman"/>
+                <w:sz w:val="24"/>
+                <w:szCs w:val="24"/>
+                <w:lang w:val="en-US"/>
+              </w:rPr>
+            </w:pPr>
+            <w:r>
+              <w:rPr>
+                <w:rFonts w:cs="Times New Roman"/>
+                <w:sz w:val="24"/>
+                <w:szCs w:val="24"/>
+              </w:rPr>
+              <w:t xml:space="preserve">Описание </w:t>
+            </w:r>
+            <w:r>
+              <w:rPr>
+                <w:rFonts w:cs="Times New Roman"/>
+                <w:sz w:val="24"/>
+                <w:szCs w:val="24"/>
+              </w:rPr>
+              <w:t>интерфейса</w:t>
+            </w:r>
+          </w:p>
+        </w:tc>
+      </w:tr>
+      <w:tr>
+        <w:tc>
+          <w:tcPr>
+            <w:tcW w:w="5000" w:type="pct"/>
+            <w:gridSpan w:val="3"/>
+            <w:tcBorders>
+              <w:top w:val="single" w:sz="4" w:space="0" w:color="auto"/>
+              <w:left w:val="single" w:sz="4" w:space="0" w:color="auto"/>
+              <w:bottom w:val="single" w:sz="4" w:space="0" w:color="auto"/>
+              <w:right w:val="single" w:sz="4" w:space="0" w:color="auto"/>
+            </w:tcBorders>
+            <w:vAlign w:val="center"/>
+            <w:hideMark/>
+          </w:tcPr>
+          <w:p>
+            <w:pPr>
+              <w:spacing w:line="276" w:lineRule="auto"/>
+              <w:ind w:firstLine="0"/>
+              <w:jc w:val="left"/>
+              <w:rPr>
+                <w:rFonts w:cs="Times New Roman"/>
+                <w:sz w:val="24"/>
+                <w:szCs w:val="24"/>
+              </w:rPr>
+            </w:pPr>
+            <w:r>
+              <w:rPr>
+                <w:rFonts w:cs="Times New Roman"/>
+                <w:sz w:val="24"/>
+                <w:szCs w:val="24"/>
+              </w:rPr>
+              <w:t>Интерфейс</w:t>
+            </w:r>
+            <w:r>
+              <w:rPr>
+                <w:rFonts w:cs="Times New Roman"/>
+                <w:sz w:val="24"/>
+                <w:szCs w:val="24"/>
+              </w:rPr>
+              <w:t xml:space="preserve"> </w:t>
+            </w:r>
+            <w:proofErr w:type="spellStart"/>
+            <w:r>
+              <w:rPr>
+                <w:rFonts w:cs="Times New Roman"/>
+                <w:i/>
+                <w:iCs/>
+                <w:szCs w:val="24"/>
+                <w:lang w:val="en-US"/>
+              </w:rPr>
+              <w:t>Parallelepiped</w:t>
+            </w:r>
+            <w:r>
+              <w:rPr>
+                <w:i/>
+                <w:iCs/>
+                <w:lang w:val="en-US"/>
+              </w:rPr>
+              <w:t>UserControl</w:t>
+            </w:r>
+            <w:proofErr w:type="spellEnd"/>
+            <w:r>
+              <w:rPr>
+                <w:rFonts w:cs="Times New Roman"/>
+                <w:sz w:val="24"/>
+                <w:szCs w:val="24"/>
+              </w:rPr>
+              <w:t xml:space="preserve"> – </w:t>
+            </w:r>
+            <w:r>
+              <w:rPr>
+                <w:rFonts w:cs="Times New Roman"/>
+                <w:sz w:val="24"/>
+                <w:szCs w:val="24"/>
+              </w:rPr>
+              <w:t>класс пользовательской формы</w:t>
+            </w:r>
+            <w:r>
+              <w:rPr>
+                <w:rFonts w:cs="Times New Roman"/>
+                <w:sz w:val="24"/>
+                <w:szCs w:val="24"/>
+              </w:rPr>
+              <w:t xml:space="preserve"> </w:t>
+            </w:r>
+            <w:r>
+              <w:rPr>
+                <w:rFonts w:cs="Times New Roman"/>
+                <w:sz w:val="24"/>
+                <w:szCs w:val="24"/>
+              </w:rPr>
+              <w:t>Параллелепипед</w:t>
+            </w:r>
+            <w:r>
+              <w:rPr>
+                <w:rFonts w:cs="Times New Roman"/>
+                <w:sz w:val="24"/>
+                <w:szCs w:val="24"/>
+              </w:rPr>
+              <w:t>.</w:t>
+            </w:r>
+          </w:p>
+        </w:tc>
+      </w:tr>
+      <w:tr>
+        <w:tc>
+          <w:tcPr>
+            <w:tcW w:w="5000" w:type="pct"/>
+            <w:gridSpan w:val="3"/>
+            <w:tcBorders>
+              <w:top w:val="single" w:sz="4" w:space="0" w:color="auto"/>
+              <w:left w:val="single" w:sz="4" w:space="0" w:color="auto"/>
+              <w:bottom w:val="single" w:sz="4" w:space="0" w:color="auto"/>
+              <w:right w:val="single" w:sz="4" w:space="0" w:color="auto"/>
+            </w:tcBorders>
+            <w:vAlign w:val="center"/>
+            <w:hideMark/>
+          </w:tcPr>
+          <w:p>
+            <w:pPr>
+              <w:spacing w:line="276" w:lineRule="auto"/>
+              <w:ind w:firstLine="0"/>
+              <w:jc w:val="center"/>
+              <w:rPr>
+                <w:rFonts w:cs="Times New Roman"/>
+                <w:sz w:val="24"/>
+                <w:szCs w:val="24"/>
+              </w:rPr>
+            </w:pPr>
+            <w:r>
+              <w:rPr>
+                <w:rFonts w:cs="Times New Roman"/>
+                <w:sz w:val="24"/>
+                <w:szCs w:val="24"/>
+              </w:rPr>
+              <w:t>Свойства</w:t>
+            </w:r>
+          </w:p>
+        </w:tc>
+      </w:tr>
+      <w:tr>
+        <w:tc>
+          <w:tcPr>
+            <w:tcW w:w="1391" w:type="pct"/>
+            <w:tcBorders>
+              <w:top w:val="single" w:sz="4" w:space="0" w:color="auto"/>
+              <w:left w:val="single" w:sz="4" w:space="0" w:color="auto"/>
+              <w:bottom w:val="single" w:sz="4" w:space="0" w:color="auto"/>
+              <w:right w:val="single" w:sz="4" w:space="0" w:color="auto"/>
+            </w:tcBorders>
+            <w:vAlign w:val="center"/>
+            <w:hideMark/>
+          </w:tcPr>
+          <w:p>
+            <w:pPr>
+              <w:spacing w:line="276" w:lineRule="auto"/>
+              <w:ind w:firstLine="0"/>
+              <w:jc w:val="left"/>
+              <w:rPr>
+                <w:rFonts w:cs="Times New Roman"/>
+                <w:sz w:val="24"/>
+                <w:szCs w:val="24"/>
+                <w:lang w:val="en-US"/>
+              </w:rPr>
+            </w:pPr>
+            <w:r>
+              <w:rPr>
+                <w:rFonts w:cs="Times New Roman"/>
+                <w:sz w:val="24"/>
+                <w:szCs w:val="24"/>
+              </w:rPr>
+              <w:t xml:space="preserve">+ </w:t>
+            </w:r>
+            <w:proofErr w:type="spellStart"/>
+            <w:r>
+              <w:rPr>
+                <w:rFonts w:cs="Times New Roman"/>
+                <w:sz w:val="24"/>
+                <w:szCs w:val="24"/>
+                <w:lang w:val="en-US"/>
+              </w:rPr>
+              <w:t>FigureInterface</w:t>
+            </w:r>
+            <w:proofErr w:type="spellEnd"/>
+          </w:p>
+        </w:tc>
+        <w:tc>
+          <w:tcPr>
+            <w:tcW w:w="692" w:type="pct"/>
+            <w:tcBorders>
+              <w:top w:val="single" w:sz="4" w:space="0" w:color="auto"/>
+              <w:left w:val="single" w:sz="4" w:space="0" w:color="auto"/>
+              <w:bottom w:val="single" w:sz="4" w:space="0" w:color="auto"/>
+              <w:right w:val="single" w:sz="4" w:space="0" w:color="auto"/>
+            </w:tcBorders>
+            <w:vAlign w:val="center"/>
+            <w:hideMark/>
+          </w:tcPr>
+          <w:p>
+            <w:pPr>
+              <w:spacing w:line="276" w:lineRule="auto"/>
+              <w:ind w:firstLine="0"/>
+              <w:jc w:val="center"/>
+              <w:rPr>
+                <w:rFonts w:cs="Times New Roman"/>
+                <w:sz w:val="24"/>
+                <w:szCs w:val="24"/>
+                <w:lang w:val="en-US"/>
+              </w:rPr>
+            </w:pPr>
+            <w:proofErr w:type="spellStart"/>
+            <w:r>
+              <w:rPr>
+                <w:rFonts w:cs="Times New Roman"/>
+                <w:sz w:val="24"/>
+                <w:szCs w:val="24"/>
+                <w:lang w:val="en-US"/>
+              </w:rPr>
+              <w:t>FigureBase</w:t>
+            </w:r>
+            <w:proofErr w:type="spellEnd"/>
+          </w:p>
+        </w:tc>
+        <w:tc>
+          <w:tcPr>
+            <w:tcW w:w="2917" w:type="pct"/>
+            <w:tcBorders>
+              <w:top w:val="single" w:sz="4" w:space="0" w:color="auto"/>
+              <w:left w:val="single" w:sz="4" w:space="0" w:color="auto"/>
+              <w:bottom w:val="single" w:sz="4" w:space="0" w:color="auto"/>
+              <w:right w:val="single" w:sz="4" w:space="0" w:color="auto"/>
+            </w:tcBorders>
+            <w:vAlign w:val="center"/>
+            <w:hideMark/>
+          </w:tcPr>
+          <w:p>
+            <w:pPr>
+              <w:spacing w:line="276" w:lineRule="auto"/>
+              <w:ind w:firstLine="0"/>
+              <w:jc w:val="left"/>
+              <w:rPr>
+                <w:rFonts w:cs="Times New Roman"/>
+                <w:sz w:val="24"/>
+                <w:szCs w:val="24"/>
+              </w:rPr>
+            </w:pPr>
+            <w:r>
+              <w:rPr>
+                <w:rFonts w:cs="Times New Roman"/>
+                <w:sz w:val="24"/>
+                <w:szCs w:val="24"/>
+              </w:rPr>
+              <w:t xml:space="preserve">Чтение, вводимых пользователем параметров фигуры </w:t>
+            </w:r>
+            <w:r>
+              <w:rPr>
+                <w:rFonts w:cs="Times New Roman"/>
+                <w:sz w:val="24"/>
+                <w:szCs w:val="24"/>
+              </w:rPr>
+              <w:t>Параллелепипед</w:t>
+            </w:r>
+            <w:r>
+              <w:rPr>
+                <w:rFonts w:cs="Times New Roman"/>
+                <w:sz w:val="24"/>
+                <w:szCs w:val="24"/>
+              </w:rPr>
+              <w:t>.</w:t>
+            </w:r>
+          </w:p>
+        </w:tc>
+      </w:tr>
+    </w:tbl>
+    <w:p>
+      <w:pPr>
+        <w:ind w:firstLine="0"/>
+      </w:pPr>
+    </w:p>
+    <w:p>
+      <w:pPr>
+        <w:ind w:firstLine="0"/>
+        <w:rPr>
+          <w:lang w:val="en-US"/>
+        </w:rPr>
+      </w:pPr>
+      <w:r>
+        <w:t xml:space="preserve">Таблица </w:t>
+      </w:r>
+      <w:r>
+        <w:t>8</w:t>
+      </w:r>
+      <w:r>
+        <w:t xml:space="preserve">. Описание класс </w:t>
+      </w:r>
+      <w:proofErr w:type="spellStart"/>
+      <w:r>
+        <w:rPr>
+          <w:i/>
+          <w:iCs/>
+          <w:lang w:val="en-US"/>
+        </w:rPr>
+        <w:t>P</w:t>
+      </w:r>
+      <w:r>
+        <w:rPr>
+          <w:i/>
+          <w:iCs/>
+          <w:lang w:val="en-US"/>
+        </w:rPr>
+        <w:t>yramid</w:t>
+      </w:r>
+      <w:r>
+        <w:rPr>
+          <w:i/>
+          <w:iCs/>
+          <w:lang w:val="en-US"/>
+        </w:rPr>
+        <w:t>UserControl</w:t>
+      </w:r>
+      <w:proofErr w:type="spellEnd"/>
+    </w:p>
+    <w:tbl>
+      <w:tblPr>
+        <w:tblStyle w:val="a6"/>
+        <w:tblW w:w="5000" w:type="pct"/>
+        <w:tblInd w:w="0" w:type="dxa"/>
+        <w:tblLook w:val="04A0" w:firstRow="1" w:lastRow="0" w:firstColumn="1" w:lastColumn="0" w:noHBand="0" w:noVBand="1"/>
+      </w:tblPr>
+      <w:tblGrid>
+        <w:gridCol w:w="2837"/>
+        <w:gridCol w:w="1411"/>
+        <w:gridCol w:w="5948"/>
+      </w:tblGrid>
+      <w:tr>
+        <w:tc>
+          <w:tcPr>
+            <w:tcW w:w="1391" w:type="pct"/>
+            <w:tcBorders>
+              <w:top w:val="single" w:sz="4" w:space="0" w:color="auto"/>
+              <w:left w:val="single" w:sz="4" w:space="0" w:color="auto"/>
+              <w:bottom w:val="single" w:sz="4" w:space="0" w:color="auto"/>
+              <w:right w:val="single" w:sz="4" w:space="0" w:color="auto"/>
+            </w:tcBorders>
+            <w:vAlign w:val="center"/>
+            <w:hideMark/>
+          </w:tcPr>
+          <w:p>
+            <w:pPr>
+              <w:spacing w:line="276" w:lineRule="auto"/>
+              <w:ind w:firstLine="0"/>
+              <w:jc w:val="center"/>
+              <w:rPr>
+                <w:rFonts w:cs="Times New Roman"/>
+                <w:b/>
+                <w:bCs/>
+                <w:sz w:val="24"/>
+                <w:szCs w:val="24"/>
+              </w:rPr>
+            </w:pPr>
+            <w:r>
+              <w:rPr>
+                <w:rFonts w:cs="Times New Roman"/>
+                <w:b/>
+                <w:bCs/>
+                <w:sz w:val="24"/>
+                <w:szCs w:val="24"/>
+              </w:rPr>
+              <w:t>Название</w:t>
+            </w:r>
+          </w:p>
+        </w:tc>
+        <w:tc>
+          <w:tcPr>
+            <w:tcW w:w="692" w:type="pct"/>
+            <w:tcBorders>
+              <w:top w:val="single" w:sz="4" w:space="0" w:color="auto"/>
+              <w:left w:val="single" w:sz="4" w:space="0" w:color="auto"/>
+              <w:bottom w:val="single" w:sz="4" w:space="0" w:color="auto"/>
+              <w:right w:val="single" w:sz="4" w:space="0" w:color="auto"/>
+            </w:tcBorders>
+            <w:vAlign w:val="center"/>
+            <w:hideMark/>
+          </w:tcPr>
+          <w:p>
+            <w:pPr>
+              <w:spacing w:line="276" w:lineRule="auto"/>
+              <w:ind w:firstLine="0"/>
+              <w:jc w:val="center"/>
+              <w:rPr>
+                <w:rFonts w:cs="Times New Roman"/>
+                <w:b/>
+                <w:bCs/>
+                <w:sz w:val="24"/>
+                <w:szCs w:val="24"/>
+              </w:rPr>
+            </w:pPr>
+            <w:r>
+              <w:rPr>
+                <w:rFonts w:cs="Times New Roman"/>
+                <w:b/>
+                <w:bCs/>
+                <w:sz w:val="24"/>
+                <w:szCs w:val="24"/>
+              </w:rPr>
+              <w:t>Тип</w:t>
+            </w:r>
+          </w:p>
+        </w:tc>
+        <w:tc>
+          <w:tcPr>
+            <w:tcW w:w="2917" w:type="pct"/>
+            <w:tcBorders>
+              <w:top w:val="single" w:sz="4" w:space="0" w:color="auto"/>
+              <w:left w:val="single" w:sz="4" w:space="0" w:color="auto"/>
+              <w:bottom w:val="single" w:sz="4" w:space="0" w:color="auto"/>
+              <w:right w:val="single" w:sz="4" w:space="0" w:color="auto"/>
+            </w:tcBorders>
+            <w:vAlign w:val="center"/>
+            <w:hideMark/>
+          </w:tcPr>
+          <w:p>
+            <w:pPr>
+              <w:spacing w:line="276" w:lineRule="auto"/>
+              <w:ind w:firstLine="0"/>
+              <w:jc w:val="center"/>
+              <w:rPr>
+                <w:rFonts w:cs="Times New Roman"/>
+                <w:b/>
+                <w:bCs/>
+                <w:sz w:val="24"/>
+                <w:szCs w:val="24"/>
+              </w:rPr>
+            </w:pPr>
+            <w:r>
+              <w:rPr>
+                <w:rFonts w:cs="Times New Roman"/>
+                <w:b/>
+                <w:bCs/>
+                <w:sz w:val="24"/>
+                <w:szCs w:val="24"/>
+              </w:rPr>
+              <w:t>Описание</w:t>
+            </w:r>
+          </w:p>
+        </w:tc>
+      </w:tr>
+      <w:tr>
+        <w:tc>
+          <w:tcPr>
+            <w:tcW w:w="5000" w:type="pct"/>
+            <w:gridSpan w:val="3"/>
+            <w:tcBorders>
+              <w:top w:val="single" w:sz="4" w:space="0" w:color="auto"/>
+              <w:left w:val="single" w:sz="4" w:space="0" w:color="auto"/>
+              <w:bottom w:val="single" w:sz="4" w:space="0" w:color="auto"/>
+              <w:right w:val="single" w:sz="4" w:space="0" w:color="auto"/>
+            </w:tcBorders>
+            <w:vAlign w:val="center"/>
+            <w:hideMark/>
+          </w:tcPr>
+          <w:p>
+            <w:pPr>
+              <w:spacing w:line="276" w:lineRule="auto"/>
+              <w:ind w:firstLine="0"/>
+              <w:jc w:val="center"/>
+              <w:rPr>
+                <w:rFonts w:cs="Times New Roman"/>
+                <w:sz w:val="24"/>
+                <w:szCs w:val="24"/>
+                <w:lang w:val="en-US"/>
+              </w:rPr>
+            </w:pPr>
+            <w:r>
+              <w:rPr>
+                <w:rFonts w:cs="Times New Roman"/>
+                <w:sz w:val="24"/>
+                <w:szCs w:val="24"/>
+              </w:rPr>
+              <w:t xml:space="preserve">Описание </w:t>
+            </w:r>
+            <w:r>
+              <w:rPr>
+                <w:rFonts w:cs="Times New Roman"/>
+                <w:sz w:val="24"/>
+                <w:szCs w:val="24"/>
+              </w:rPr>
+              <w:t>интерфейса</w:t>
+            </w:r>
+          </w:p>
+        </w:tc>
+      </w:tr>
+      <w:tr>
+        <w:tc>
+          <w:tcPr>
+            <w:tcW w:w="5000" w:type="pct"/>
+            <w:gridSpan w:val="3"/>
+            <w:tcBorders>
+              <w:top w:val="single" w:sz="4" w:space="0" w:color="auto"/>
+              <w:left w:val="single" w:sz="4" w:space="0" w:color="auto"/>
+              <w:bottom w:val="single" w:sz="4" w:space="0" w:color="auto"/>
+              <w:right w:val="single" w:sz="4" w:space="0" w:color="auto"/>
+            </w:tcBorders>
+            <w:vAlign w:val="center"/>
+            <w:hideMark/>
+          </w:tcPr>
+          <w:p>
+            <w:pPr>
+              <w:spacing w:line="276" w:lineRule="auto"/>
+              <w:ind w:firstLine="0"/>
+              <w:jc w:val="left"/>
+              <w:rPr>
+                <w:rFonts w:cs="Times New Roman"/>
+                <w:sz w:val="24"/>
+                <w:szCs w:val="24"/>
+              </w:rPr>
+            </w:pPr>
+            <w:r>
+              <w:rPr>
+                <w:rFonts w:cs="Times New Roman"/>
+                <w:sz w:val="24"/>
+                <w:szCs w:val="24"/>
+              </w:rPr>
+              <w:t>Интерфейс</w:t>
+            </w:r>
+            <w:r>
+              <w:rPr>
+                <w:rFonts w:cs="Times New Roman"/>
+                <w:sz w:val="24"/>
+                <w:szCs w:val="24"/>
+              </w:rPr>
+              <w:t xml:space="preserve"> </w:t>
+            </w:r>
+            <w:proofErr w:type="spellStart"/>
+            <w:r>
+              <w:rPr>
+                <w:rFonts w:cs="Times New Roman"/>
+                <w:i/>
+                <w:iCs/>
+                <w:szCs w:val="24"/>
+                <w:lang w:val="en-US"/>
+              </w:rPr>
+              <w:t>P</w:t>
+            </w:r>
+            <w:r>
+              <w:rPr>
+                <w:rFonts w:cs="Times New Roman"/>
+                <w:i/>
+                <w:iCs/>
+                <w:szCs w:val="24"/>
+                <w:lang w:val="en-US"/>
+              </w:rPr>
+              <w:t>yramid</w:t>
+            </w:r>
+            <w:r>
+              <w:rPr>
+                <w:i/>
+                <w:iCs/>
+                <w:lang w:val="en-US"/>
+              </w:rPr>
+              <w:t>UserControl</w:t>
+            </w:r>
+            <w:proofErr w:type="spellEnd"/>
+            <w:r>
+              <w:rPr>
+                <w:rFonts w:cs="Times New Roman"/>
+                <w:sz w:val="24"/>
+                <w:szCs w:val="24"/>
+              </w:rPr>
+              <w:t xml:space="preserve"> – </w:t>
+            </w:r>
+            <w:r>
+              <w:rPr>
+                <w:rFonts w:cs="Times New Roman"/>
+                <w:sz w:val="24"/>
+                <w:szCs w:val="24"/>
+              </w:rPr>
+              <w:t>класс пользовательской формы</w:t>
+            </w:r>
+            <w:r>
+              <w:rPr>
+                <w:rFonts w:cs="Times New Roman"/>
+                <w:sz w:val="24"/>
+                <w:szCs w:val="24"/>
+              </w:rPr>
+              <w:t xml:space="preserve"> Параллелепипед</w:t>
+            </w:r>
+            <w:r>
+              <w:rPr>
+                <w:rFonts w:cs="Times New Roman"/>
+                <w:sz w:val="24"/>
+                <w:szCs w:val="24"/>
+              </w:rPr>
+              <w:t>.</w:t>
+            </w:r>
+          </w:p>
+        </w:tc>
+      </w:tr>
+      <w:tr>
+        <w:tc>
+          <w:tcPr>
+            <w:tcW w:w="5000" w:type="pct"/>
+            <w:gridSpan w:val="3"/>
+            <w:tcBorders>
+              <w:top w:val="single" w:sz="4" w:space="0" w:color="auto"/>
+              <w:left w:val="single" w:sz="4" w:space="0" w:color="auto"/>
+              <w:bottom w:val="single" w:sz="4" w:space="0" w:color="auto"/>
+              <w:right w:val="single" w:sz="4" w:space="0" w:color="auto"/>
+            </w:tcBorders>
+            <w:vAlign w:val="center"/>
+            <w:hideMark/>
+          </w:tcPr>
+          <w:p>
+            <w:pPr>
+              <w:spacing w:line="276" w:lineRule="auto"/>
+              <w:ind w:firstLine="0"/>
+              <w:jc w:val="center"/>
+              <w:rPr>
+                <w:rFonts w:cs="Times New Roman"/>
+                <w:sz w:val="24"/>
+                <w:szCs w:val="24"/>
+              </w:rPr>
+            </w:pPr>
+            <w:r>
+              <w:rPr>
+                <w:rFonts w:cs="Times New Roman"/>
+                <w:sz w:val="24"/>
+                <w:szCs w:val="24"/>
+              </w:rPr>
+              <w:t>Свойства</w:t>
+            </w:r>
+          </w:p>
+        </w:tc>
+      </w:tr>
+      <w:tr>
+        <w:tc>
+          <w:tcPr>
+            <w:tcW w:w="1391" w:type="pct"/>
+            <w:tcBorders>
+              <w:top w:val="single" w:sz="4" w:space="0" w:color="auto"/>
+              <w:left w:val="single" w:sz="4" w:space="0" w:color="auto"/>
+              <w:bottom w:val="single" w:sz="4" w:space="0" w:color="auto"/>
+              <w:right w:val="single" w:sz="4" w:space="0" w:color="auto"/>
+            </w:tcBorders>
+            <w:vAlign w:val="center"/>
+            <w:hideMark/>
+          </w:tcPr>
+          <w:p>
+            <w:pPr>
+              <w:spacing w:line="276" w:lineRule="auto"/>
+              <w:ind w:firstLine="0"/>
+              <w:jc w:val="left"/>
+              <w:rPr>
+                <w:rFonts w:cs="Times New Roman"/>
+                <w:sz w:val="24"/>
+                <w:szCs w:val="24"/>
+                <w:lang w:val="en-US"/>
+              </w:rPr>
+            </w:pPr>
+            <w:r>
+              <w:rPr>
+                <w:rFonts w:cs="Times New Roman"/>
+                <w:sz w:val="24"/>
+                <w:szCs w:val="24"/>
+              </w:rPr>
+              <w:t xml:space="preserve">+ </w:t>
+            </w:r>
+            <w:proofErr w:type="spellStart"/>
+            <w:r>
+              <w:rPr>
+                <w:rFonts w:cs="Times New Roman"/>
+                <w:sz w:val="24"/>
+                <w:szCs w:val="24"/>
+                <w:lang w:val="en-US"/>
+              </w:rPr>
+              <w:t>FigureInterface</w:t>
+            </w:r>
+            <w:proofErr w:type="spellEnd"/>
+          </w:p>
+        </w:tc>
+        <w:tc>
+          <w:tcPr>
+            <w:tcW w:w="692" w:type="pct"/>
+            <w:tcBorders>
+              <w:top w:val="single" w:sz="4" w:space="0" w:color="auto"/>
+              <w:left w:val="single" w:sz="4" w:space="0" w:color="auto"/>
+              <w:bottom w:val="single" w:sz="4" w:space="0" w:color="auto"/>
+              <w:right w:val="single" w:sz="4" w:space="0" w:color="auto"/>
+            </w:tcBorders>
+            <w:vAlign w:val="center"/>
+            <w:hideMark/>
+          </w:tcPr>
+          <w:p>
+            <w:pPr>
+              <w:spacing w:line="276" w:lineRule="auto"/>
+              <w:ind w:firstLine="0"/>
+              <w:jc w:val="center"/>
+              <w:rPr>
+                <w:rFonts w:cs="Times New Roman"/>
+                <w:sz w:val="24"/>
+                <w:szCs w:val="24"/>
+                <w:lang w:val="en-US"/>
+              </w:rPr>
+            </w:pPr>
+            <w:proofErr w:type="spellStart"/>
+            <w:r>
+              <w:rPr>
+                <w:rFonts w:cs="Times New Roman"/>
+                <w:sz w:val="24"/>
+                <w:szCs w:val="24"/>
+                <w:lang w:val="en-US"/>
+              </w:rPr>
+              <w:t>FigureBase</w:t>
+            </w:r>
+            <w:proofErr w:type="spellEnd"/>
+          </w:p>
+        </w:tc>
+        <w:tc>
+          <w:tcPr>
+            <w:tcW w:w="2917" w:type="pct"/>
+            <w:tcBorders>
+              <w:top w:val="single" w:sz="4" w:space="0" w:color="auto"/>
+              <w:left w:val="single" w:sz="4" w:space="0" w:color="auto"/>
+              <w:bottom w:val="single" w:sz="4" w:space="0" w:color="auto"/>
+              <w:right w:val="single" w:sz="4" w:space="0" w:color="auto"/>
+            </w:tcBorders>
+            <w:vAlign w:val="center"/>
+            <w:hideMark/>
+          </w:tcPr>
+          <w:p>
+            <w:pPr>
+              <w:spacing w:line="276" w:lineRule="auto"/>
+              <w:ind w:firstLine="0"/>
+              <w:jc w:val="left"/>
+              <w:rPr>
+                <w:rFonts w:cs="Times New Roman"/>
+                <w:sz w:val="24"/>
+                <w:szCs w:val="24"/>
+              </w:rPr>
+            </w:pPr>
+            <w:r>
+              <w:rPr>
+                <w:rFonts w:cs="Times New Roman"/>
+                <w:sz w:val="24"/>
+                <w:szCs w:val="24"/>
+              </w:rPr>
+              <w:t>Чтение, вводимых пользователем параметров фигуры П</w:t>
+            </w:r>
+            <w:r>
+              <w:rPr>
+                <w:rFonts w:cs="Times New Roman"/>
+                <w:sz w:val="24"/>
+                <w:szCs w:val="24"/>
+              </w:rPr>
+              <w:t>ирамида</w:t>
+            </w:r>
+            <w:r>
+              <w:rPr>
+                <w:rFonts w:cs="Times New Roman"/>
+                <w:sz w:val="24"/>
+                <w:szCs w:val="24"/>
+              </w:rPr>
+              <w:t>.</w:t>
+            </w:r>
+          </w:p>
+        </w:tc>
+      </w:tr>
+    </w:tbl>
+    <w:p>
+      <w:pPr>
+        <w:ind w:firstLine="0"/>
       </w:pPr>
     </w:p>
     <w:p>
@@ -14095,14 +15716,8 @@
       <w:pPr>
         <w:suppressAutoHyphens/>
         <w:ind w:firstLine="709"/>
-        <w:rPr>
-          <w:lang w:val="en-US"/>
-        </w:rPr>
-      </w:pPr>
-      <w:r>
-        <w:rPr>
-          <w:lang w:val="en-US"/>
-        </w:rPr>
+      </w:pPr>
+      <w:r>
         <w:t>&lt;</w:t>
       </w:r>
       <w:proofErr w:type="spellStart"/>
@@ -14114,22 +15729,13 @@
       </w:r>
       <w:proofErr w:type="spellEnd"/>
       <w:r>
-        <w:rPr>
-          <w:lang w:val="en-US"/>
-        </w:rPr>
         <w:t xml:space="preserve">&gt; </w:t>
       </w:r>
       <w:proofErr w:type="gramStart"/>
       <w:r>
-        <w:rPr>
-          <w:lang w:val="en-US"/>
-        </w:rPr>
         <w:t>&lt;</w:t>
       </w:r>
       <w:r>
-        <w:rPr>
-          <w:lang w:val="en-US"/>
-        </w:rPr>
         <w:t>!--</w:t>
       </w:r>
       <w:proofErr w:type="gramEnd"/>
@@ -14137,18 +15743,12 @@
         <w:t>Корневой</w:t>
       </w:r>
       <w:r>
-        <w:rPr>
-          <w:lang w:val="en-US"/>
-        </w:rPr>
         <w:t xml:space="preserve"> </w:t>
       </w:r>
       <w:r>
         <w:t>объект</w:t>
       </w:r>
       <w:r>
-        <w:rPr>
-          <w:lang w:val="en-US"/>
-        </w:rPr>
         <w:t>--&gt;</w:t>
       </w:r>
     </w:p>
@@ -14359,6 +15959,9 @@
         </w:rPr>
       </w:pPr>
       <w:r>
+        <w:rPr>
+          <w:lang w:val="en-US"/>
+        </w:rPr>
         <w:t xml:space="preserve">    </w:t>
       </w:r>
       <w:r>
@@ -14922,35 +16525,45 @@
     <w:p>
       <w:pPr>
         <w:ind w:firstLine="709"/>
-      </w:pPr>
-      <w:r>
+        <w:rPr>
+          <w:lang w:val="en-US"/>
+        </w:rPr>
+      </w:pPr>
+      <w:r>
+        <w:rPr>
+          <w:lang w:val="en-US"/>
+        </w:rPr>
         <w:t>&lt;</w:t>
       </w:r>
       <w:proofErr w:type="spellStart"/>
       <w:r>
+        <w:rPr>
+          <w:lang w:val="en-US"/>
+        </w:rPr>
         <w:t>FigureBase</w:t>
       </w:r>
       <w:proofErr w:type="spellEnd"/>
       <w:r>
+        <w:rPr>
+          <w:lang w:val="en-US"/>
+        </w:rPr>
         <w:t xml:space="preserve"> </w:t>
       </w:r>
       <w:proofErr w:type="spellStart"/>
       <w:proofErr w:type="gramStart"/>
       <w:r>
+        <w:rPr>
+          <w:lang w:val="en-US"/>
+        </w:rPr>
         <w:t>xsi:type</w:t>
       </w:r>
       <w:proofErr w:type="spellEnd"/>
       <w:proofErr w:type="gramEnd"/>
       <w:r>
-        <w:t>="</w:t>
-      </w:r>
-      <w:proofErr w:type="spellStart"/>
-      <w:r>
-        <w:t>Pyramid</w:t>
-      </w:r>
-      <w:proofErr w:type="spellEnd"/>
-      <w:r>
-        <w:t>"&gt;</w:t>
+        <w:rPr>
+          <w:lang w:val="en-US"/>
+        </w:rPr>
+        <w:t>="Pyramid"&gt;</w:t>
       </w:r>
     </w:p>
     <w:p>
